--- a/IN3005 Computer Graphics Interim Coursework Document.docx
+++ b/IN3005 Computer Graphics Interim Coursework Document.docx
@@ -89,37 +89,23 @@
           <w:szCs w:val="22"/>
         </w:rPr>
         <w:br/>
-        <w:t xml:space="preserve">Name: </w:t>
-      </w:r>
-      <w:r>
+        <w:t xml:space="preserve">Name: Wajid Uddin </w:t>
+      </w:r>
+    </w:p>
+    <w:p>
+      <w:pPr>
+        <w:pStyle w:val="Default"/>
         <w:rPr>
           <w:sz w:val="22"/>
           <w:szCs w:val="22"/>
         </w:rPr>
-        <w:t xml:space="preserve">Wajid Uddin </w:t>
-      </w:r>
-    </w:p>
-    <w:p>
-      <w:pPr>
-        <w:pStyle w:val="Default"/>
+      </w:pPr>
+      <w:r>
         <w:rPr>
           <w:sz w:val="22"/>
           <w:szCs w:val="22"/>
         </w:rPr>
-      </w:pPr>
-      <w:r>
-        <w:rPr>
-          <w:sz w:val="22"/>
-          <w:szCs w:val="22"/>
-        </w:rPr>
-        <w:t xml:space="preserve">Student ID: </w:t>
-      </w:r>
-      <w:r>
-        <w:rPr>
-          <w:sz w:val="22"/>
-          <w:szCs w:val="22"/>
-        </w:rPr>
-        <w:t>220028395</w:t>
+        <w:t>Student ID: 220028395</w:t>
       </w:r>
       <w:r>
         <w:rPr>
@@ -951,8 +937,6 @@
       </w:r>
       <w:r>
         <w:br/>
-      </w:r>
-      <w:r>
         <w:t xml:space="preserve">Total IBO: 36 indices × 4 bytes = </w:t>
       </w:r>
       <w:r>
@@ -990,6 +974,9 @@
     </w:p>
     <w:p>
       <w:r>
+        <w:rPr>
+          <w:noProof/>
+        </w:rPr>
         <w:drawing>
           <wp:inline distT="0" distB="0" distL="0" distR="0" wp14:anchorId="51B19150" wp14:editId="24207884">
             <wp:extent cx="5563376" cy="5372850"/>
@@ -1153,10 +1140,7 @@
     </w:p>
     <w:p>
       <w:r>
-        <w:t xml:space="preserve">The </w:t>
-      </w:r>
-      <w:r>
-        <w:t>‘</w:t>
+        <w:t>The ‘</w:t>
       </w:r>
       <w:proofErr w:type="gramStart"/>
       <w:r>
@@ -1164,22 +1148,7 @@
       </w:r>
       <w:proofErr w:type="gramEnd"/>
       <w:r>
-        <w:t>)</w:t>
-      </w:r>
-      <w:r>
-        <w:t>’</w:t>
-      </w:r>
-      <w:r>
-        <w:t xml:space="preserve"> function was reimplemented to define the 24 vertices of the cube in</w:t>
-      </w:r>
-      <w:r>
-        <w:t xml:space="preserve"> </w:t>
-      </w:r>
-      <w:r>
-        <w:t>interleaved format (Position, Texture Coordinate, Normal). The vertex and index data is added using the template's</w:t>
-      </w:r>
-      <w:r>
-        <w:t xml:space="preserve"> ‘</w:t>
+        <w:t>)’ function was reimplemented to define the 24 vertices of the cube in interleaved format (Position, Texture Coordinate, Normal). The vertex and index data is added using the template's ‘</w:t>
       </w:r>
       <w:proofErr w:type="spellStart"/>
       <w:r>
@@ -1187,15 +1156,15 @@
       </w:r>
       <w:proofErr w:type="spellEnd"/>
       <w:r>
-        <w:t>’</w:t>
-      </w:r>
-      <w:r>
-        <w:t xml:space="preserve"> helper class, then uploaded to the GPU:</w:t>
+        <w:t>’ helper class, then uploaded to the GPU:</w:t>
       </w:r>
       <w:r>
         <w:br/>
       </w:r>
       <w:r>
+        <w:rPr>
+          <w:noProof/>
+        </w:rPr>
         <w:drawing>
           <wp:inline distT="0" distB="0" distL="0" distR="0" wp14:anchorId="4F504F7B" wp14:editId="3E5E6DF8">
             <wp:extent cx="2267501" cy="300791"/>
@@ -1240,6 +1209,9 @@
         <w:t>attribute pointers are then set with the correct stride (32 bytes) and offsets:</w:t>
       </w:r>
       <w:r>
+        <w:rPr>
+          <w:noProof/>
+        </w:rPr>
         <w:drawing>
           <wp:inline distT="0" distB="0" distL="0" distR="0" wp14:anchorId="34896632" wp14:editId="0629CC28">
             <wp:extent cx="5731510" cy="1750695"/>
@@ -1296,10 +1268,7 @@
     </w:p>
     <w:p>
       <w:r>
-        <w:t xml:space="preserve">The </w:t>
-      </w:r>
-      <w:r>
-        <w:t>‘</w:t>
+        <w:t>The ‘</w:t>
       </w:r>
       <w:proofErr w:type="gramStart"/>
       <w:r>
@@ -1307,23 +1276,14 @@
       </w:r>
       <w:proofErr w:type="gramEnd"/>
       <w:r>
-        <w:t>)</w:t>
-      </w:r>
-      <w:r>
-        <w:t>’</w:t>
-      </w:r>
-      <w:r>
-        <w:t xml:space="preserve"> function binds the VAO, binds the texture, and draws the 36 indices</w:t>
-      </w:r>
-      <w:r>
-        <w:t xml:space="preserve"> </w:t>
-      </w:r>
-      <w:r>
-        <w:t>as triangles:</w:t>
-      </w:r>
-    </w:p>
-    <w:p>
-      <w:r>
+        <w:t>)’ function binds the VAO, binds the texture, and draws the 36 indices as triangles:</w:t>
+      </w:r>
+    </w:p>
+    <w:p>
+      <w:r>
+        <w:rPr>
+          <w:noProof/>
+        </w:rPr>
         <w:drawing>
           <wp:inline distT="0" distB="0" distL="0" distR="0" wp14:anchorId="403A29CC" wp14:editId="4E35AB06">
             <wp:extent cx="3032807" cy="745263"/>
@@ -1385,6 +1345,9 @@
     </w:p>
     <w:p>
       <w:r>
+        <w:rPr>
+          <w:noProof/>
+        </w:rPr>
         <w:drawing>
           <wp:inline distT="0" distB="0" distL="0" distR="0" wp14:anchorId="2DA86DFB" wp14:editId="55F4DCBF">
             <wp:extent cx="1844657" cy="694226"/>
@@ -1702,6 +1665,11 @@
       </w:r>
     </w:p>
     <w:p>
+      <w:pPr>
+        <w:rPr>
+          <w:rFonts w:cs="Courier New"/>
+        </w:rPr>
+      </w:pPr>
       <w:r>
         <w:t xml:space="preserve">The cube is placed at </w:t>
       </w:r>
@@ -1754,6 +1722,559 @@
           <w:rFonts w:cs="Courier New"/>
         </w:rPr>
         <w:t xml:space="preserve">. </w:t>
+      </w:r>
+    </w:p>
+    <w:p>
+      <w:pPr>
+        <w:rPr>
+          <w:rFonts w:cs="Courier New"/>
+        </w:rPr>
+      </w:pPr>
+    </w:p>
+    <w:p>
+      <w:pPr>
+        <w:rPr>
+          <w:b/>
+          <w:bCs/>
+          <w:color w:val="365F91"/>
+          <w:sz w:val="32"/>
+          <w:szCs w:val="32"/>
+        </w:rPr>
+      </w:pPr>
+      <w:r>
+        <w:rPr>
+          <w:b/>
+          <w:bCs/>
+          <w:color w:val="365F91"/>
+          <w:sz w:val="32"/>
+          <w:szCs w:val="32"/>
+        </w:rPr>
+        <w:t>Task 4 – Shader implementation (20%)</w:t>
+      </w:r>
+    </w:p>
+    <w:p>
+      <w:pPr>
+        <w:rPr>
+          <w:rFonts w:cs="Courier New"/>
+        </w:rPr>
+      </w:pPr>
+      <w:r>
+        <w:rPr>
+          <w:rFonts w:cs="Courier New"/>
+        </w:rPr>
+        <w:t xml:space="preserve">Shader program </w:t>
+      </w:r>
+      <w:r>
+        <w:rPr>
+          <w:rFonts w:ascii="Courier New" w:hAnsi="Courier New" w:cs="Courier New"/>
+        </w:rPr>
+        <w:t>‘</w:t>
+      </w:r>
+      <w:proofErr w:type="spellStart"/>
+      <w:r>
+        <w:rPr>
+          <w:rFonts w:ascii="Courier New" w:hAnsi="Courier New" w:cs="Courier New"/>
+        </w:rPr>
+        <w:t>cubeShader.vert</w:t>
+      </w:r>
+      <w:proofErr w:type="spellEnd"/>
+      <w:r>
+        <w:rPr>
+          <w:rFonts w:ascii="Courier New" w:hAnsi="Courier New" w:cs="Courier New"/>
+        </w:rPr>
+        <w:t xml:space="preserve">’ </w:t>
+      </w:r>
+      <w:proofErr w:type="gramStart"/>
+      <w:r>
+        <w:rPr>
+          <w:rFonts w:ascii="Courier New" w:hAnsi="Courier New" w:cs="Courier New"/>
+        </w:rPr>
+        <w:t>/ ’</w:t>
+      </w:r>
+      <w:proofErr w:type="spellStart"/>
+      <w:proofErr w:type="gramEnd"/>
+      <w:r>
+        <w:rPr>
+          <w:rFonts w:ascii="Courier New" w:hAnsi="Courier New" w:cs="Courier New"/>
+        </w:rPr>
+        <w:t>cubeShader.frag</w:t>
+      </w:r>
+      <w:proofErr w:type="spellEnd"/>
+      <w:r>
+        <w:rPr>
+          <w:rFonts w:ascii="Courier New" w:hAnsi="Courier New" w:cs="Courier New"/>
+        </w:rPr>
+        <w:t>’</w:t>
+      </w:r>
+      <w:r>
+        <w:rPr>
+          <w:rFonts w:ascii="Courier New" w:hAnsi="Courier New" w:cs="Courier New"/>
+        </w:rPr>
+        <w:t xml:space="preserve"> </w:t>
+      </w:r>
+      <w:r>
+        <w:rPr>
+          <w:rFonts w:cs="Courier New"/>
+        </w:rPr>
+        <w:t>created</w:t>
+      </w:r>
+      <w:r>
+        <w:rPr>
+          <w:rFonts w:cs="Courier New"/>
+        </w:rPr>
+        <w:t xml:space="preserve"> for the cube and loaded as a separate </w:t>
+      </w:r>
+      <w:r>
+        <w:rPr>
+          <w:rFonts w:ascii="Courier New" w:hAnsi="Courier New" w:cs="Courier New"/>
+        </w:rPr>
+        <w:t>‘</w:t>
+      </w:r>
+      <w:proofErr w:type="spellStart"/>
+      <w:r>
+        <w:rPr>
+          <w:rFonts w:ascii="Courier New" w:hAnsi="Courier New" w:cs="Courier New"/>
+        </w:rPr>
+        <w:t>CShaderProgram</w:t>
+      </w:r>
+      <w:proofErr w:type="spellEnd"/>
+      <w:r>
+        <w:rPr>
+          <w:rFonts w:ascii="Courier New" w:hAnsi="Courier New" w:cs="Courier New"/>
+        </w:rPr>
+        <w:t>’</w:t>
+      </w:r>
+    </w:p>
+    <w:p>
+      <w:pPr>
+        <w:rPr>
+          <w:rFonts w:cs="Courier New"/>
+          <w:sz w:val="28"/>
+          <w:szCs w:val="28"/>
+          <w:u w:val="single"/>
+        </w:rPr>
+      </w:pPr>
+      <w:r>
+        <w:rPr>
+          <w:rFonts w:cs="Courier New"/>
+          <w:sz w:val="28"/>
+          <w:szCs w:val="28"/>
+          <w:u w:val="single"/>
+        </w:rPr>
+        <w:t>Vertex Shader</w:t>
+      </w:r>
+    </w:p>
+    <w:p>
+      <w:pPr>
+        <w:rPr>
+          <w:rFonts w:cs="Courier New"/>
+        </w:rPr>
+      </w:pPr>
+      <w:r>
+        <w:rPr>
+          <w:rFonts w:cs="Courier New"/>
+        </w:rPr>
+        <w:t>The vertex shader transforms each vertex to clip space and passes the eye-space</w:t>
+      </w:r>
+      <w:r>
+        <w:rPr>
+          <w:rFonts w:cs="Courier New"/>
+        </w:rPr>
+        <w:t xml:space="preserve"> </w:t>
+      </w:r>
+      <w:r>
+        <w:rPr>
+          <w:rFonts w:cs="Courier New"/>
+        </w:rPr>
+        <w:t>normal and position to the fragment shader for per-fragment lighting:</w:t>
+      </w:r>
+      <w:r>
+        <w:rPr>
+          <w:rFonts w:cs="Courier New"/>
+        </w:rPr>
+        <w:drawing>
+          <wp:inline distT="0" distB="0" distL="0" distR="0" wp14:anchorId="35FD05B9" wp14:editId="18FDD7FB">
+            <wp:extent cx="5731510" cy="581660"/>
+            <wp:effectExtent l="0" t="0" r="2540" b="8890"/>
+            <wp:docPr id="92578100" name="Picture 1"/>
+            <wp:cNvGraphicFramePr>
+              <a:graphicFrameLocks xmlns:a="http://schemas.openxmlformats.org/drawingml/2006/main" noChangeAspect="1"/>
+            </wp:cNvGraphicFramePr>
+            <a:graphic xmlns:a="http://schemas.openxmlformats.org/drawingml/2006/main">
+              <a:graphicData uri="http://schemas.openxmlformats.org/drawingml/2006/picture">
+                <pic:pic xmlns:pic="http://schemas.openxmlformats.org/drawingml/2006/picture">
+                  <pic:nvPicPr>
+                    <pic:cNvPr id="92578100" name=""/>
+                    <pic:cNvPicPr/>
+                  </pic:nvPicPr>
+                  <pic:blipFill>
+                    <a:blip r:embed="rId16"/>
+                    <a:stretch>
+                      <a:fillRect/>
+                    </a:stretch>
+                  </pic:blipFill>
+                  <pic:spPr>
+                    <a:xfrm>
+                      <a:off x="0" y="0"/>
+                      <a:ext cx="5731510" cy="581660"/>
+                    </a:xfrm>
+                    <a:prstGeom prst="rect">
+                      <a:avLst/>
+                    </a:prstGeom>
+                  </pic:spPr>
+                </pic:pic>
+              </a:graphicData>
+            </a:graphic>
+          </wp:inline>
+        </w:drawing>
+      </w:r>
+    </w:p>
+    <w:p>
+      <w:pPr>
+        <w:rPr>
+          <w:rFonts w:cs="Courier New"/>
+          <w:sz w:val="28"/>
+          <w:szCs w:val="28"/>
+          <w:u w:val="single"/>
+        </w:rPr>
+      </w:pPr>
+      <w:r>
+        <w:rPr>
+          <w:rFonts w:cs="Courier New"/>
+          <w:sz w:val="28"/>
+          <w:szCs w:val="28"/>
+          <w:u w:val="single"/>
+        </w:rPr>
+        <w:t>Fragment Shader</w:t>
+      </w:r>
+    </w:p>
+    <w:p>
+      <w:pPr>
+        <w:rPr>
+          <w:rFonts w:cs="Courier New"/>
+        </w:rPr>
+      </w:pPr>
+      <w:r>
+        <w:rPr>
+          <w:rFonts w:cs="Courier New"/>
+        </w:rPr>
+        <w:t xml:space="preserve">Lighting is calculated </w:t>
+      </w:r>
+      <w:r>
+        <w:rPr>
+          <w:rFonts w:cs="Courier New"/>
+          <w:b/>
+          <w:bCs/>
+        </w:rPr>
+        <w:t>per fragment</w:t>
+      </w:r>
+      <w:r>
+        <w:rPr>
+          <w:rFonts w:cs="Courier New"/>
+        </w:rPr>
+        <w:t xml:space="preserve"> using the Phong reflectance model,</w:t>
+      </w:r>
+      <w:r>
+        <w:rPr>
+          <w:rFonts w:cs="Courier New"/>
+        </w:rPr>
+        <w:t xml:space="preserve"> </w:t>
+      </w:r>
+      <w:r>
+        <w:rPr>
+          <w:rFonts w:cs="Courier New"/>
+        </w:rPr>
+        <w:t>which produces sharper and more accurate specular highlights than the</w:t>
+      </w:r>
+      <w:r>
+        <w:rPr>
+          <w:rFonts w:cs="Courier New"/>
+        </w:rPr>
+        <w:t xml:space="preserve"> </w:t>
+      </w:r>
+      <w:r>
+        <w:rPr>
+          <w:rFonts w:cs="Courier New"/>
+        </w:rPr>
+        <w:t xml:space="preserve">per-vertex </w:t>
+      </w:r>
+      <w:proofErr w:type="spellStart"/>
+      <w:r>
+        <w:rPr>
+          <w:rFonts w:cs="Courier New"/>
+        </w:rPr>
+        <w:t>Gouraud</w:t>
+      </w:r>
+      <w:proofErr w:type="spellEnd"/>
+      <w:r>
+        <w:rPr>
+          <w:rFonts w:cs="Courier New"/>
+        </w:rPr>
+        <w:t xml:space="preserve"> shading used in </w:t>
+      </w:r>
+      <w:r>
+        <w:rPr>
+          <w:rFonts w:ascii="Courier New" w:hAnsi="Courier New" w:cs="Courier New"/>
+        </w:rPr>
+        <w:t>`</w:t>
+      </w:r>
+      <w:proofErr w:type="spellStart"/>
+      <w:r>
+        <w:rPr>
+          <w:rFonts w:ascii="Courier New" w:hAnsi="Courier New" w:cs="Courier New"/>
+        </w:rPr>
+        <w:t>mainShader</w:t>
+      </w:r>
+      <w:proofErr w:type="spellEnd"/>
+      <w:r>
+        <w:rPr>
+          <w:rFonts w:ascii="Courier New" w:hAnsi="Courier New" w:cs="Courier New"/>
+        </w:rPr>
+        <w:t>`</w:t>
+      </w:r>
+      <w:r>
+        <w:rPr>
+          <w:rFonts w:cs="Courier New"/>
+        </w:rPr>
+        <w:t>:</w:t>
+      </w:r>
+      <w:r>
+        <w:rPr>
+          <w:rFonts w:cs="Courier New"/>
+        </w:rPr>
+        <w:br/>
+      </w:r>
+      <w:r>
+        <w:rPr>
+          <w:rFonts w:cs="Courier New"/>
+        </w:rPr>
+        <w:drawing>
+          <wp:inline distT="0" distB="0" distL="0" distR="0" wp14:anchorId="61AEFE6B" wp14:editId="04630A56">
+            <wp:extent cx="5731510" cy="1268730"/>
+            <wp:effectExtent l="0" t="0" r="2540" b="7620"/>
+            <wp:docPr id="410050654" name="Picture 1"/>
+            <wp:cNvGraphicFramePr>
+              <a:graphicFrameLocks xmlns:a="http://schemas.openxmlformats.org/drawingml/2006/main" noChangeAspect="1"/>
+            </wp:cNvGraphicFramePr>
+            <a:graphic xmlns:a="http://schemas.openxmlformats.org/drawingml/2006/main">
+              <a:graphicData uri="http://schemas.openxmlformats.org/drawingml/2006/picture">
+                <pic:pic xmlns:pic="http://schemas.openxmlformats.org/drawingml/2006/picture">
+                  <pic:nvPicPr>
+                    <pic:cNvPr id="410050654" name=""/>
+                    <pic:cNvPicPr/>
+                  </pic:nvPicPr>
+                  <pic:blipFill>
+                    <a:blip r:embed="rId17"/>
+                    <a:stretch>
+                      <a:fillRect/>
+                    </a:stretch>
+                  </pic:blipFill>
+                  <pic:spPr>
+                    <a:xfrm>
+                      <a:off x="0" y="0"/>
+                      <a:ext cx="5731510" cy="1268730"/>
+                    </a:xfrm>
+                    <a:prstGeom prst="rect">
+                      <a:avLst/>
+                    </a:prstGeom>
+                  </pic:spPr>
+                </pic:pic>
+              </a:graphicData>
+            </a:graphic>
+          </wp:inline>
+        </w:drawing>
+      </w:r>
+    </w:p>
+    <w:p>
+      <w:pPr>
+        <w:rPr>
+          <w:rFonts w:cs="Courier New"/>
+          <w:sz w:val="28"/>
+          <w:szCs w:val="28"/>
+          <w:u w:val="single"/>
+        </w:rPr>
+      </w:pPr>
+      <w:r>
+        <w:rPr>
+          <w:rFonts w:cs="Courier New"/>
+          <w:sz w:val="28"/>
+          <w:szCs w:val="28"/>
+          <w:u w:val="single"/>
+        </w:rPr>
+        <w:t>Material Properties</w:t>
+      </w:r>
+    </w:p>
+    <w:p>
+      <w:pPr>
+        <w:rPr>
+          <w:rFonts w:cs="Courier New"/>
+        </w:rPr>
+      </w:pPr>
+      <w:r>
+        <w:rPr>
+          <w:rFonts w:cs="Courier New"/>
+        </w:rPr>
+        <w:t>The cube</w:t>
+      </w:r>
+      <w:r>
+        <w:rPr>
+          <w:rFonts w:cs="Courier New"/>
+        </w:rPr>
+        <w:t xml:space="preserve"> uses custom material values to make the shading more visible</w:t>
+      </w:r>
+      <w:r>
+        <w:rPr>
+          <w:rFonts w:cs="Courier New"/>
+        </w:rPr>
+        <w:br w:type="page"/>
+      </w:r>
+    </w:p>
+    <w:p>
+      <w:pPr>
+        <w:rPr>
+          <w:b/>
+          <w:bCs/>
+          <w:color w:val="365F91"/>
+          <w:sz w:val="32"/>
+          <w:szCs w:val="32"/>
+        </w:rPr>
+      </w:pPr>
+      <w:r>
+        <w:rPr>
+          <w:b/>
+          <w:bCs/>
+          <w:color w:val="365F91"/>
+          <w:sz w:val="32"/>
+          <w:szCs w:val="32"/>
+        </w:rPr>
+        <w:lastRenderedPageBreak/>
+        <w:t>Task 7 – OBJ Format (10%)</w:t>
+      </w:r>
+    </w:p>
+    <w:p>
+      <w:r>
+        <w:t xml:space="preserve">The cube.obj and </w:t>
+      </w:r>
+      <w:proofErr w:type="spellStart"/>
+      <w:r>
+        <w:t>cube.mtl</w:t>
+      </w:r>
+      <w:proofErr w:type="spellEnd"/>
+      <w:r>
+        <w:t xml:space="preserve"> files were written manually using the vertex data</w:t>
+      </w:r>
+      <w:r>
+        <w:t xml:space="preserve"> </w:t>
+      </w:r>
+      <w:r>
+        <w:t>calculated in Task 1.</w:t>
+      </w:r>
+    </w:p>
+    <w:p>
+      <w:r>
+        <w:t>The OBJ file contains 24 vertex positions, 4 texture coordinates, 6 normals and</w:t>
+      </w:r>
+      <w:r>
+        <w:t xml:space="preserve"> </w:t>
+      </w:r>
+      <w:r>
+        <w:t xml:space="preserve">12 faces. Vertices are duplicated per </w:t>
+      </w:r>
+      <w:proofErr w:type="gramStart"/>
+      <w:r>
+        <w:t>face</w:t>
+      </w:r>
+      <w:proofErr w:type="gramEnd"/>
+      <w:r>
+        <w:t xml:space="preserve"> so each face has its own outward-pointing</w:t>
+      </w:r>
+      <w:r>
+        <w:t xml:space="preserve"> </w:t>
+      </w:r>
+      <w:r>
+        <w:t xml:space="preserve">normal. Faces are listed in CCW winding order in the format </w:t>
+      </w:r>
+      <w:r>
+        <w:t>‘</w:t>
+      </w:r>
+      <w:r>
+        <w:t>v/</w:t>
+      </w:r>
+      <w:proofErr w:type="spellStart"/>
+      <w:r>
+        <w:t>vt</w:t>
+      </w:r>
+      <w:proofErr w:type="spellEnd"/>
+      <w:r>
+        <w:t>/</w:t>
+      </w:r>
+      <w:proofErr w:type="spellStart"/>
+      <w:r>
+        <w:t>vn</w:t>
+      </w:r>
+      <w:proofErr w:type="spellEnd"/>
+      <w:r>
+        <w:t>’</w:t>
+      </w:r>
+      <w:r>
+        <w:t>.</w:t>
+      </w:r>
+    </w:p>
+    <w:p>
+      <w:r>
+        <w:t>The MTL file defines a single material with a mid-grey diffuse colour, a small</w:t>
+      </w:r>
+      <w:r>
+        <w:t xml:space="preserve"> </w:t>
+      </w:r>
+      <w:r>
+        <w:t xml:space="preserve">specular value, and references </w:t>
+      </w:r>
+      <w:r>
+        <w:t>‘</w:t>
+      </w:r>
+      <w:r>
+        <w:t>dirtpile01.jpg</w:t>
+      </w:r>
+      <w:r>
+        <w:t>’</w:t>
+      </w:r>
+      <w:r>
+        <w:t xml:space="preserve"> as the texture via </w:t>
+      </w:r>
+      <w:r>
+        <w:t>‘</w:t>
+      </w:r>
+      <w:proofErr w:type="spellStart"/>
+      <w:r>
+        <w:t>map_Kd</w:t>
+      </w:r>
+      <w:proofErr w:type="spellEnd"/>
+      <w:r>
+        <w:t>’</w:t>
+      </w:r>
+      <w:r>
+        <w:t>.</w:t>
+      </w:r>
+    </w:p>
+    <w:p>
+      <w:r>
+        <w:t xml:space="preserve">Both files </w:t>
+      </w:r>
+      <w:r>
+        <w:t xml:space="preserve">can be found in </w:t>
+      </w:r>
+      <w:r>
+        <w:t>resources/</w:t>
+      </w:r>
+      <w:r>
+        <w:t>models</w:t>
+      </w:r>
+      <w:r>
+        <w:t>/Cube</w:t>
+      </w:r>
+      <w:r>
+        <w:t>.</w:t>
       </w:r>
     </w:p>
     <w:sectPr>

--- a/IN3005 Computer Graphics Interim Coursework Document.docx
+++ b/IN3005 Computer Graphics Interim Coursework Document.docx
@@ -1093,23 +1093,7 @@
         <w:t xml:space="preserve"> from a copy of the Sphere class.</w:t>
       </w:r>
       <w:r>
-        <w:t xml:space="preserve"> Has the same methods ‘</w:t>
-      </w:r>
-      <w:proofErr w:type="gramStart"/>
-      <w:r>
-        <w:t>Create(</w:t>
-      </w:r>
-      <w:proofErr w:type="gramEnd"/>
-      <w:r>
-        <w:t>)’, ‘</w:t>
-      </w:r>
-      <w:proofErr w:type="gramStart"/>
-      <w:r>
-        <w:t>Render(</w:t>
-      </w:r>
-      <w:proofErr w:type="gramEnd"/>
-      <w:r>
-        <w:t xml:space="preserve">)’, </w:t>
+        <w:t xml:space="preserve"> Has the same methods ‘Create()’, ‘Render()’, </w:t>
       </w:r>
       <w:r>
         <w:t xml:space="preserve">and </w:t>
@@ -1140,15 +1124,7 @@
     </w:p>
     <w:p>
       <w:r>
-        <w:t>The ‘</w:t>
-      </w:r>
-      <w:proofErr w:type="gramStart"/>
-      <w:r>
-        <w:t>Create(</w:t>
-      </w:r>
-      <w:proofErr w:type="gramEnd"/>
-      <w:r>
-        <w:t>)’ function was reimplemented to define the 24 vertices of the cube in interleaved format (Position, Texture Coordinate, Normal). The vertex and index data is added using the template's ‘</w:t>
+        <w:t>The ‘Create()’ function was reimplemented to define the 24 vertices of the cube in interleaved format (Position, Texture Coordinate, Normal). The vertex and index data is added using the template's ‘</w:t>
       </w:r>
       <w:proofErr w:type="spellStart"/>
       <w:r>
@@ -1268,15 +1244,7 @@
     </w:p>
     <w:p>
       <w:r>
-        <w:t>The ‘</w:t>
-      </w:r>
-      <w:proofErr w:type="gramStart"/>
-      <w:r>
-        <w:t>Render(</w:t>
-      </w:r>
-      <w:proofErr w:type="gramEnd"/>
-      <w:r>
-        <w:t>)’ function binds the VAO, binds the texture, and draws the 36 indices as triangles:</w:t>
+        <w:t>The ‘Render()’ function binds the VAO, binds the texture, and draws the 36 indices as triangles:</w:t>
       </w:r>
     </w:p>
     <w:p>
@@ -1328,13 +1296,8 @@
       <w:r>
         <w:t>‘</w:t>
       </w:r>
-      <w:proofErr w:type="gramStart"/>
-      <w:r>
-        <w:t>Release(</w:t>
-      </w:r>
-      <w:proofErr w:type="gramEnd"/>
-      <w:r>
-        <w:t>)</w:t>
+      <w:r>
+        <w:t>Release()</w:t>
       </w:r>
       <w:r>
         <w:t>’</w:t>
@@ -1569,19 +1532,11 @@
       <w:r>
         <w:t xml:space="preserve"> called in </w:t>
       </w:r>
-      <w:proofErr w:type="gramStart"/>
-      <w:r>
-        <w:rPr>
-          <w:rFonts w:ascii="Courier New" w:hAnsi="Courier New" w:cs="Courier New"/>
-        </w:rPr>
-        <w:t>Game::Initialise(</w:t>
-      </w:r>
-      <w:proofErr w:type="gramEnd"/>
-      <w:r>
-        <w:rPr>
-          <w:rFonts w:ascii="Courier New" w:hAnsi="Courier New" w:cs="Courier New"/>
-        </w:rPr>
-        <w:t>)</w:t>
+      <w:r>
+        <w:rPr>
+          <w:rFonts w:ascii="Courier New" w:hAnsi="Courier New" w:cs="Courier New"/>
+        </w:rPr>
+        <w:t>Game::Initialise()</w:t>
       </w:r>
     </w:p>
     <w:p>
@@ -1604,38 +1559,16 @@
         <w:rPr>
           <w:rFonts w:ascii="Courier New" w:hAnsi="Courier New" w:cs="Courier New"/>
         </w:rPr>
-        <w:t>-&gt;</w:t>
-      </w:r>
-      <w:proofErr w:type="gramStart"/>
-      <w:r>
-        <w:rPr>
-          <w:rFonts w:ascii="Courier New" w:hAnsi="Courier New" w:cs="Courier New"/>
-        </w:rPr>
-        <w:t>Render(</w:t>
-      </w:r>
-      <w:proofErr w:type="gramEnd"/>
-      <w:r>
-        <w:rPr>
-          <w:rFonts w:ascii="Courier New" w:hAnsi="Courier New" w:cs="Courier New"/>
-        </w:rPr>
-        <w:t>)</w:t>
+        <w:t>-&gt;Render()</w:t>
       </w:r>
       <w:r>
         <w:t xml:space="preserve"> called inside the render loop in </w:t>
       </w:r>
-      <w:proofErr w:type="gramStart"/>
-      <w:r>
-        <w:rPr>
-          <w:rFonts w:ascii="Courier New" w:hAnsi="Courier New" w:cs="Courier New"/>
-        </w:rPr>
-        <w:t>Game::Render(</w:t>
-      </w:r>
-      <w:proofErr w:type="gramEnd"/>
-      <w:r>
-        <w:rPr>
-          <w:rFonts w:ascii="Courier New" w:hAnsi="Courier New" w:cs="Courier New"/>
-        </w:rPr>
-        <w:t>)</w:t>
+      <w:r>
+        <w:rPr>
+          <w:rFonts w:ascii="Courier New" w:hAnsi="Courier New" w:cs="Courier New"/>
+        </w:rPr>
+        <w:t>Game::Render()</w:t>
       </w:r>
     </w:p>
     <w:p>
@@ -1782,17 +1715,9 @@
         <w:rPr>
           <w:rFonts w:ascii="Courier New" w:hAnsi="Courier New" w:cs="Courier New"/>
         </w:rPr>
-        <w:t xml:space="preserve">’ </w:t>
-      </w:r>
-      <w:proofErr w:type="gramStart"/>
-      <w:r>
-        <w:rPr>
-          <w:rFonts w:ascii="Courier New" w:hAnsi="Courier New" w:cs="Courier New"/>
-        </w:rPr>
-        <w:t>/ ’</w:t>
+        <w:t>’ / ’</w:t>
       </w:r>
       <w:proofErr w:type="spellStart"/>
-      <w:proofErr w:type="gramEnd"/>
       <w:r>
         <w:rPr>
           <w:rFonts w:ascii="Courier New" w:hAnsi="Courier New" w:cs="Courier New"/>
@@ -1891,6 +1816,7 @@
       <w:r>
         <w:rPr>
           <w:rFonts w:cs="Courier New"/>
+          <w:noProof/>
         </w:rPr>
         <w:drawing>
           <wp:inline distT="0" distB="0" distL="0" distR="0" wp14:anchorId="35FD05B9" wp14:editId="18FDD7FB">
@@ -2047,6 +1973,7 @@
       <w:r>
         <w:rPr>
           <w:rFonts w:cs="Courier New"/>
+          <w:noProof/>
         </w:rPr>
         <w:drawing>
           <wp:inline distT="0" distB="0" distL="0" distR="0" wp14:anchorId="61AEFE6B" wp14:editId="04630A56">
@@ -2122,12 +2049,13 @@
         </w:rPr>
         <w:t xml:space="preserve"> uses custom material values to make the shading more visible</w:t>
       </w:r>
-      <w:r>
-        <w:rPr>
-          <w:rFonts w:cs="Courier New"/>
-        </w:rPr>
-        <w:br w:type="page"/>
-      </w:r>
+    </w:p>
+    <w:p>
+      <w:pPr>
+        <w:rPr>
+          <w:rFonts w:cs="Courier New"/>
+        </w:rPr>
+      </w:pPr>
     </w:p>
     <w:p>
       <w:pPr>
@@ -2148,6 +2076,505 @@
           <w:szCs w:val="32"/>
         </w:rPr>
         <w:lastRenderedPageBreak/>
+        <w:t xml:space="preserve">Task 5 – Camera positioning (10%) </w:t>
+      </w:r>
+    </w:p>
+    <w:p>
+      <w:pPr>
+        <w:rPr>
+          <w:rFonts w:cs="Courier New"/>
+          <w:sz w:val="28"/>
+          <w:szCs w:val="28"/>
+          <w:u w:val="single"/>
+        </w:rPr>
+      </w:pPr>
+      <w:r>
+        <w:rPr>
+          <w:rFonts w:cs="Courier New"/>
+          <w:sz w:val="28"/>
+          <w:szCs w:val="28"/>
+          <w:u w:val="single"/>
+        </w:rPr>
+        <w:t>P</w:t>
+      </w:r>
+      <w:r>
+        <w:rPr>
+          <w:rFonts w:cs="Courier New"/>
+          <w:sz w:val="28"/>
+          <w:szCs w:val="28"/>
+          <w:u w:val="single"/>
+        </w:rPr>
+        <w:t>ath Definition</w:t>
+      </w:r>
+    </w:p>
+    <w:p>
+      <w:pPr>
+        <w:rPr>
+          <w:rFonts w:cs="Courier New"/>
+        </w:rPr>
+      </w:pPr>
+      <w:r>
+        <w:rPr>
+          <w:rFonts w:cs="Courier New"/>
+        </w:rPr>
+        <w:t xml:space="preserve">Four control points defined around the cube at world position </w:t>
+      </w:r>
+      <w:r>
+        <w:rPr>
+          <w:rFonts w:ascii="Courier New" w:hAnsi="Courier New" w:cs="Courier New"/>
+        </w:rPr>
+        <w:t>`(25, 5, 100)`</w:t>
+      </w:r>
+      <w:r>
+        <w:rPr>
+          <w:rFonts w:cs="Courier New"/>
+        </w:rPr>
+        <w:t>,</w:t>
+      </w:r>
+      <w:r>
+        <w:rPr>
+          <w:rFonts w:cs="Courier New"/>
+        </w:rPr>
+        <w:t xml:space="preserve"> </w:t>
+      </w:r>
+      <w:r>
+        <w:rPr>
+          <w:rFonts w:cs="Courier New"/>
+        </w:rPr>
+        <w:t xml:space="preserve">forming a closed circular orbit at height </w:t>
+      </w:r>
+      <w:r>
+        <w:rPr>
+          <w:rFonts w:ascii="Courier New" w:hAnsi="Courier New" w:cs="Courier New"/>
+        </w:rPr>
+        <w:t>`y = 30`</w:t>
+      </w:r>
+      <w:r>
+        <w:rPr>
+          <w:rFonts w:cs="Courier New"/>
+        </w:rPr>
+        <w:t xml:space="preserve"> with a radius of 30 units:</w:t>
+      </w:r>
+      <w:r>
+        <w:rPr>
+          <w:rFonts w:cs="Courier New"/>
+        </w:rPr>
+        <w:br/>
+      </w:r>
+      <w:r>
+        <w:rPr>
+          <w:rFonts w:cs="Courier New"/>
+        </w:rPr>
+        <w:drawing>
+          <wp:inline distT="0" distB="0" distL="0" distR="0" wp14:anchorId="2765D4A1" wp14:editId="145307CC">
+            <wp:extent cx="2553195" cy="714329"/>
+            <wp:effectExtent l="0" t="0" r="0" b="0"/>
+            <wp:docPr id="1063421814" name="Picture 1"/>
+            <wp:cNvGraphicFramePr>
+              <a:graphicFrameLocks xmlns:a="http://schemas.openxmlformats.org/drawingml/2006/main" noChangeAspect="1"/>
+            </wp:cNvGraphicFramePr>
+            <a:graphic xmlns:a="http://schemas.openxmlformats.org/drawingml/2006/main">
+              <a:graphicData uri="http://schemas.openxmlformats.org/drawingml/2006/picture">
+                <pic:pic xmlns:pic="http://schemas.openxmlformats.org/drawingml/2006/picture">
+                  <pic:nvPicPr>
+                    <pic:cNvPr id="1063421814" name=""/>
+                    <pic:cNvPicPr/>
+                  </pic:nvPicPr>
+                  <pic:blipFill>
+                    <a:blip r:embed="rId18"/>
+                    <a:stretch>
+                      <a:fillRect/>
+                    </a:stretch>
+                  </pic:blipFill>
+                  <pic:spPr>
+                    <a:xfrm>
+                      <a:off x="0" y="0"/>
+                      <a:ext cx="2569622" cy="718925"/>
+                    </a:xfrm>
+                    <a:prstGeom prst="rect">
+                      <a:avLst/>
+                    </a:prstGeom>
+                  </pic:spPr>
+                </pic:pic>
+              </a:graphicData>
+            </a:graphic>
+          </wp:inline>
+        </w:drawing>
+      </w:r>
+    </w:p>
+    <w:p>
+      <w:pPr>
+        <w:rPr>
+          <w:rFonts w:cs="Courier New"/>
+          <w:sz w:val="28"/>
+          <w:szCs w:val="28"/>
+          <w:u w:val="single"/>
+        </w:rPr>
+      </w:pPr>
+      <w:r>
+        <w:rPr>
+          <w:rFonts w:cs="Courier New"/>
+          <w:sz w:val="28"/>
+          <w:szCs w:val="28"/>
+          <w:u w:val="single"/>
+        </w:rPr>
+        <w:t>Camera Movement</w:t>
+      </w:r>
+    </w:p>
+    <w:p>
+      <w:pPr>
+        <w:rPr>
+          <w:rFonts w:cs="Courier New"/>
+        </w:rPr>
+      </w:pPr>
+      <w:r>
+        <w:rPr>
+          <w:rFonts w:cs="Courier New"/>
+        </w:rPr>
+        <w:t xml:space="preserve">To achieve a full closed loop, </w:t>
+      </w:r>
+      <w:r>
+        <w:rPr>
+          <w:rFonts w:ascii="Courier New" w:hAnsi="Courier New" w:cs="Courier New"/>
+        </w:rPr>
+        <w:t>`</w:t>
+      </w:r>
+      <w:proofErr w:type="spellStart"/>
+      <w:r>
+        <w:rPr>
+          <w:rFonts w:ascii="Courier New" w:hAnsi="Courier New" w:cs="Courier New"/>
+        </w:rPr>
+        <w:t>m_t</w:t>
+      </w:r>
+      <w:proofErr w:type="spellEnd"/>
+      <w:r>
+        <w:rPr>
+          <w:rFonts w:ascii="Courier New" w:hAnsi="Courier New" w:cs="Courier New"/>
+        </w:rPr>
+        <w:t>`</w:t>
+      </w:r>
+      <w:r>
+        <w:rPr>
+          <w:rFonts w:cs="Courier New"/>
+        </w:rPr>
+        <w:t xml:space="preserve"> is mapped across all 4 segments by</w:t>
+      </w:r>
+      <w:r>
+        <w:rPr>
+          <w:rFonts w:cs="Courier New"/>
+        </w:rPr>
+        <w:t xml:space="preserve"> </w:t>
+      </w:r>
+      <w:r>
+        <w:rPr>
+          <w:rFonts w:cs="Courier New"/>
+        </w:rPr>
+        <w:t>multiplying</w:t>
+      </w:r>
+      <w:r>
+        <w:rPr>
+          <w:rFonts w:cs="Courier New"/>
+        </w:rPr>
+        <w:t xml:space="preserve"> </w:t>
+      </w:r>
+      <w:r>
+        <w:rPr>
+          <w:rFonts w:cs="Courier New"/>
+        </w:rPr>
+        <w:t>by 4 and using modulo to select the correct segment and wrap back</w:t>
+      </w:r>
+      <w:r>
+        <w:rPr>
+          <w:rFonts w:cs="Courier New"/>
+        </w:rPr>
+        <w:t xml:space="preserve"> </w:t>
+      </w:r>
+      <w:r>
+        <w:rPr>
+          <w:rFonts w:cs="Courier New"/>
+        </w:rPr>
+        <w:t xml:space="preserve">to </w:t>
+      </w:r>
+      <w:r>
+        <w:rPr>
+          <w:rFonts w:ascii="Courier New" w:hAnsi="Courier New" w:cs="Courier New"/>
+        </w:rPr>
+        <w:t xml:space="preserve">`p0` </w:t>
+      </w:r>
+      <w:r>
+        <w:rPr>
+          <w:rFonts w:cs="Courier New"/>
+        </w:rPr>
+        <w:t>after</w:t>
+      </w:r>
+      <w:r>
+        <w:rPr>
+          <w:rFonts w:ascii="Courier New" w:hAnsi="Courier New" w:cs="Courier New"/>
+        </w:rPr>
+        <w:t xml:space="preserve"> `p3`</w:t>
+      </w:r>
+      <w:r>
+        <w:rPr>
+          <w:rFonts w:cs="Courier New"/>
+        </w:rPr>
+        <w:t>:</w:t>
+      </w:r>
+      <w:r>
+        <w:rPr>
+          <w:rFonts w:cs="Courier New"/>
+        </w:rPr>
+        <w:br/>
+      </w:r>
+      <w:r>
+        <w:rPr>
+          <w:rFonts w:cs="Courier New"/>
+        </w:rPr>
+        <w:drawing>
+          <wp:inline distT="0" distB="0" distL="0" distR="0" wp14:anchorId="5CCF082C" wp14:editId="3FD1FA8F">
+            <wp:extent cx="2552700" cy="522760"/>
+            <wp:effectExtent l="0" t="0" r="0" b="0"/>
+            <wp:docPr id="1005360151" name="Picture 1"/>
+            <wp:cNvGraphicFramePr>
+              <a:graphicFrameLocks xmlns:a="http://schemas.openxmlformats.org/drawingml/2006/main" noChangeAspect="1"/>
+            </wp:cNvGraphicFramePr>
+            <a:graphic xmlns:a="http://schemas.openxmlformats.org/drawingml/2006/main">
+              <a:graphicData uri="http://schemas.openxmlformats.org/drawingml/2006/picture">
+                <pic:pic xmlns:pic="http://schemas.openxmlformats.org/drawingml/2006/picture">
+                  <pic:nvPicPr>
+                    <pic:cNvPr id="1005360151" name=""/>
+                    <pic:cNvPicPr/>
+                  </pic:nvPicPr>
+                  <pic:blipFill>
+                    <a:blip r:embed="rId19"/>
+                    <a:stretch>
+                      <a:fillRect/>
+                    </a:stretch>
+                  </pic:blipFill>
+                  <pic:spPr>
+                    <a:xfrm>
+                      <a:off x="0" y="0"/>
+                      <a:ext cx="2565556" cy="525393"/>
+                    </a:xfrm>
+                    <a:prstGeom prst="rect">
+                      <a:avLst/>
+                    </a:prstGeom>
+                  </pic:spPr>
+                </pic:pic>
+              </a:graphicData>
+            </a:graphic>
+          </wp:inline>
+        </w:drawing>
+      </w:r>
+      <w:r>
+        <w:rPr>
+          <w:rFonts w:cs="Courier New"/>
+        </w:rPr>
+        <w:br/>
+      </w:r>
+      <w:r>
+        <w:rPr>
+          <w:rFonts w:cs="Courier New"/>
+        </w:rPr>
+        <w:t>The camera position is then sampled from the current segment:</w:t>
+      </w:r>
+      <w:r>
+        <w:rPr>
+          <w:rFonts w:cs="Courier New"/>
+        </w:rPr>
+        <w:br/>
+      </w:r>
+      <w:r>
+        <w:rPr>
+          <w:rFonts w:cs="Courier New"/>
+        </w:rPr>
+        <w:drawing>
+          <wp:inline distT="0" distB="0" distL="0" distR="0" wp14:anchorId="61A89D07" wp14:editId="0DF9F35E">
+            <wp:extent cx="5731510" cy="203835"/>
+            <wp:effectExtent l="0" t="0" r="2540" b="5715"/>
+            <wp:docPr id="654627910" name="Picture 1"/>
+            <wp:cNvGraphicFramePr>
+              <a:graphicFrameLocks xmlns:a="http://schemas.openxmlformats.org/drawingml/2006/main" noChangeAspect="1"/>
+            </wp:cNvGraphicFramePr>
+            <a:graphic xmlns:a="http://schemas.openxmlformats.org/drawingml/2006/main">
+              <a:graphicData uri="http://schemas.openxmlformats.org/drawingml/2006/picture">
+                <pic:pic xmlns:pic="http://schemas.openxmlformats.org/drawingml/2006/picture">
+                  <pic:nvPicPr>
+                    <pic:cNvPr id="654627910" name=""/>
+                    <pic:cNvPicPr/>
+                  </pic:nvPicPr>
+                  <pic:blipFill>
+                    <a:blip r:embed="rId20"/>
+                    <a:stretch>
+                      <a:fillRect/>
+                    </a:stretch>
+                  </pic:blipFill>
+                  <pic:spPr>
+                    <a:xfrm>
+                      <a:off x="0" y="0"/>
+                      <a:ext cx="5731510" cy="203835"/>
+                    </a:xfrm>
+                    <a:prstGeom prst="rect">
+                      <a:avLst/>
+                    </a:prstGeom>
+                  </pic:spPr>
+                </pic:pic>
+              </a:graphicData>
+            </a:graphic>
+          </wp:inline>
+        </w:drawing>
+      </w:r>
+    </w:p>
+    <w:p>
+      <w:pPr>
+        <w:rPr>
+          <w:rFonts w:cs="Courier New"/>
+          <w:sz w:val="28"/>
+          <w:szCs w:val="28"/>
+          <w:u w:val="single"/>
+        </w:rPr>
+      </w:pPr>
+      <w:r>
+        <w:rPr>
+          <w:rFonts w:cs="Courier New"/>
+          <w:sz w:val="28"/>
+          <w:szCs w:val="28"/>
+          <w:u w:val="single"/>
+        </w:rPr>
+        <w:t>Camer</w:t>
+      </w:r>
+      <w:r>
+        <w:rPr>
+          <w:rFonts w:cs="Courier New"/>
+          <w:sz w:val="28"/>
+          <w:szCs w:val="28"/>
+          <w:u w:val="single"/>
+        </w:rPr>
+        <w:t>a Orientation</w:t>
+      </w:r>
+    </w:p>
+    <w:p>
+      <w:pPr>
+        <w:rPr>
+          <w:rFonts w:cs="Courier New"/>
+        </w:rPr>
+      </w:pPr>
+      <w:r>
+        <w:rPr>
+          <w:rFonts w:cs="Courier New"/>
+        </w:rPr>
+        <w:t>camera always looks directly at</w:t>
+      </w:r>
+      <w:r>
+        <w:rPr>
+          <w:rFonts w:cs="Courier New"/>
+        </w:rPr>
+        <w:t xml:space="preserve"> </w:t>
+      </w:r>
+      <w:r>
+        <w:rPr>
+          <w:rFonts w:cs="Courier New"/>
+        </w:rPr>
+        <w:t>the cube's world position</w:t>
+      </w:r>
+      <w:r>
+        <w:rPr>
+          <w:rFonts w:cs="Courier New"/>
+        </w:rPr>
+        <w:t>:</w:t>
+      </w:r>
+      <w:r>
+        <w:rPr>
+          <w:rFonts w:cs="Courier New"/>
+        </w:rPr>
+        <w:br/>
+      </w:r>
+      <w:r>
+        <w:rPr>
+          <w:rFonts w:cs="Courier New"/>
+        </w:rPr>
+        <w:drawing>
+          <wp:inline distT="0" distB="0" distL="0" distR="0" wp14:anchorId="0F156FE7" wp14:editId="0CE860C7">
+            <wp:extent cx="5731510" cy="407670"/>
+            <wp:effectExtent l="0" t="0" r="2540" b="0"/>
+            <wp:docPr id="779856004" name="Picture 1"/>
+            <wp:cNvGraphicFramePr>
+              <a:graphicFrameLocks xmlns:a="http://schemas.openxmlformats.org/drawingml/2006/main" noChangeAspect="1"/>
+            </wp:cNvGraphicFramePr>
+            <a:graphic xmlns:a="http://schemas.openxmlformats.org/drawingml/2006/main">
+              <a:graphicData uri="http://schemas.openxmlformats.org/drawingml/2006/picture">
+                <pic:pic xmlns:pic="http://schemas.openxmlformats.org/drawingml/2006/picture">
+                  <pic:nvPicPr>
+                    <pic:cNvPr id="779856004" name=""/>
+                    <pic:cNvPicPr/>
+                  </pic:nvPicPr>
+                  <pic:blipFill>
+                    <a:blip r:embed="rId21"/>
+                    <a:stretch>
+                      <a:fillRect/>
+                    </a:stretch>
+                  </pic:blipFill>
+                  <pic:spPr>
+                    <a:xfrm>
+                      <a:off x="0" y="0"/>
+                      <a:ext cx="5731510" cy="407670"/>
+                    </a:xfrm>
+                    <a:prstGeom prst="rect">
+                      <a:avLst/>
+                    </a:prstGeom>
+                  </pic:spPr>
+                </pic:pic>
+              </a:graphicData>
+            </a:graphic>
+          </wp:inline>
+        </w:drawing>
+      </w:r>
+    </w:p>
+    <w:p>
+      <w:pPr>
+        <w:rPr>
+          <w:b/>
+          <w:bCs/>
+          <w:color w:val="365F91"/>
+          <w:sz w:val="32"/>
+          <w:szCs w:val="32"/>
+        </w:rPr>
+      </w:pPr>
+      <w:r>
+        <w:rPr>
+          <w:b/>
+          <w:bCs/>
+          <w:color w:val="365F91"/>
+          <w:sz w:val="32"/>
+          <w:szCs w:val="32"/>
+        </w:rPr>
+        <w:t>Task 6 - Texture mapping (10%)</w:t>
+      </w:r>
+    </w:p>
+    <w:p>
+      <w:pPr>
+        <w:rPr>
+          <w:rFonts w:cs="Courier New"/>
+        </w:rPr>
+      </w:pPr>
+    </w:p>
+    <w:p>
+      <w:pPr>
+        <w:rPr>
+          <w:b/>
+          <w:bCs/>
+          <w:color w:val="365F91"/>
+          <w:sz w:val="32"/>
+          <w:szCs w:val="32"/>
+        </w:rPr>
+      </w:pPr>
+      <w:r>
+        <w:rPr>
+          <w:b/>
+          <w:bCs/>
+          <w:color w:val="365F91"/>
+          <w:sz w:val="32"/>
+          <w:szCs w:val="32"/>
+        </w:rPr>
         <w:t>Task 7 – OBJ Format (10%)</w:t>
       </w:r>
     </w:p>
@@ -2161,38 +2588,12 @@
       </w:r>
       <w:proofErr w:type="spellEnd"/>
       <w:r>
-        <w:t xml:space="preserve"> files were written manually using the vertex data</w:t>
-      </w:r>
-      <w:r>
-        <w:t xml:space="preserve"> </w:t>
-      </w:r>
-      <w:r>
-        <w:t>calculated in Task 1.</w:t>
-      </w:r>
-    </w:p>
-    <w:p>
-      <w:r>
-        <w:t>The OBJ file contains 24 vertex positions, 4 texture coordinates, 6 normals and</w:t>
-      </w:r>
-      <w:r>
-        <w:t xml:space="preserve"> </w:t>
-      </w:r>
-      <w:r>
-        <w:t xml:space="preserve">12 faces. Vertices are duplicated per </w:t>
-      </w:r>
-      <w:proofErr w:type="gramStart"/>
-      <w:r>
-        <w:t>face</w:t>
-      </w:r>
-      <w:proofErr w:type="gramEnd"/>
-      <w:r>
-        <w:t xml:space="preserve"> so each face has its own outward-pointing</w:t>
-      </w:r>
-      <w:r>
-        <w:t xml:space="preserve"> </w:t>
-      </w:r>
-      <w:r>
-        <w:t xml:space="preserve">normal. Faces are listed in CCW winding order in the format </w:t>
+        <w:t xml:space="preserve"> files were written manually using the vertex data calculated in Task 1.</w:t>
+      </w:r>
+    </w:p>
+    <w:p>
+      <w:r>
+        <w:t xml:space="preserve">The OBJ file contains 24 vertex positions, 4 texture coordinates, 6 normals and 12 faces. Vertices are duplicated per face so each face has its own outward-pointing normal. Faces are listed in CCW winding order in the format </w:t>
       </w:r>
       <w:r>
         <w:t>‘</w:t>
@@ -2222,13 +2623,7 @@
     </w:p>
     <w:p>
       <w:r>
-        <w:t>The MTL file defines a single material with a mid-grey diffuse colour, a small</w:t>
-      </w:r>
-      <w:r>
-        <w:t xml:space="preserve"> </w:t>
-      </w:r>
-      <w:r>
-        <w:t xml:space="preserve">specular value, and references </w:t>
+        <w:t xml:space="preserve">The MTL file defines a single material with a mid-grey diffuse colour, a small specular value, and references </w:t>
       </w:r>
       <w:r>
         <w:t>‘</w:t>

--- a/IN3005 Computer Graphics Interim Coursework Document.docx
+++ b/IN3005 Computer Graphics Interim Coursework Document.docx
@@ -1069,11 +1069,9 @@
       <w:r>
         <w:t>‘</w:t>
       </w:r>
-      <w:proofErr w:type="spellStart"/>
       <w:r>
         <w:t>Cube.h</w:t>
       </w:r>
-      <w:proofErr w:type="spellEnd"/>
       <w:r>
         <w:t>’</w:t>
       </w:r>
@@ -1124,15 +1122,7 @@
     </w:p>
     <w:p>
       <w:r>
-        <w:t>The ‘Create()’ function was reimplemented to define the 24 vertices of the cube in interleaved format (Position, Texture Coordinate, Normal). The vertex and index data is added using the template's ‘</w:t>
-      </w:r>
-      <w:proofErr w:type="spellStart"/>
-      <w:r>
-        <w:t>CVertexBufferObjectIndexed</w:t>
-      </w:r>
-      <w:proofErr w:type="spellEnd"/>
-      <w:r>
-        <w:t>’ helper class, then uploaded to the GPU:</w:t>
+        <w:t>The ‘Create()’ function was reimplemented to define the 24 vertices of the cube in interleaved format (Position, Texture Coordinate, Normal). The vertex and index data is added using the template's ‘CVertexBufferObjectIndexed’ helper class, then uploaded to the GPU:</w:t>
       </w:r>
       <w:r>
         <w:br/>
@@ -1395,21 +1385,7 @@
         <w:rPr>
           <w:rFonts w:ascii="Courier New" w:hAnsi="Courier New" w:cs="Courier New"/>
         </w:rPr>
-        <w:t>#include “</w:t>
-      </w:r>
-      <w:proofErr w:type="spellStart"/>
-      <w:r>
-        <w:rPr>
-          <w:rFonts w:ascii="Courier New" w:hAnsi="Courier New" w:cs="Courier New"/>
-        </w:rPr>
-        <w:t>Cube.h</w:t>
-      </w:r>
-      <w:proofErr w:type="spellEnd"/>
-      <w:r>
-        <w:rPr>
-          <w:rFonts w:ascii="Courier New" w:hAnsi="Courier New" w:cs="Courier New"/>
-        </w:rPr>
-        <w:t>”</w:t>
+        <w:t>#include “Cube.h”</w:t>
       </w:r>
       <w:r>
         <w:t xml:space="preserve"> added at the top</w:t>
@@ -1423,39 +1399,21 @@
           <w:numId w:val="1"/>
         </w:numPr>
       </w:pPr>
-      <w:proofErr w:type="spellStart"/>
       <w:r>
         <w:rPr>
           <w:rFonts w:ascii="Courier New" w:hAnsi="Courier New" w:cs="Courier New"/>
         </w:rPr>
-        <w:t>CCube</w:t>
-      </w:r>
-      <w:proofErr w:type="spellEnd"/>
+        <w:t>CCube *m_pCube</w:t>
+      </w:r>
+      <w:r>
+        <w:t xml:space="preserve"> declared as a member in </w:t>
+      </w:r>
       <w:r>
         <w:rPr>
           <w:rFonts w:ascii="Courier New" w:hAnsi="Courier New" w:cs="Courier New"/>
         </w:rPr>
-        <w:t xml:space="preserve"> *</w:t>
-      </w:r>
-      <w:proofErr w:type="spellStart"/>
-      <w:r>
-        <w:rPr>
-          <w:rFonts w:ascii="Courier New" w:hAnsi="Courier New" w:cs="Courier New"/>
-        </w:rPr>
-        <w:t>m_pCube</w:t>
-      </w:r>
-      <w:proofErr w:type="spellEnd"/>
-      <w:r>
-        <w:t xml:space="preserve"> declared as a member in </w:t>
-      </w:r>
-      <w:proofErr w:type="spellStart"/>
-      <w:r>
-        <w:rPr>
-          <w:rFonts w:ascii="Courier New" w:hAnsi="Courier New" w:cs="Courier New"/>
-        </w:rPr>
         <w:t>Game.h</w:t>
       </w:r>
-      <w:proofErr w:type="spellEnd"/>
     </w:p>
     <w:p>
       <w:pPr>
@@ -1465,14 +1423,12 @@
           <w:numId w:val="1"/>
         </w:numPr>
       </w:pPr>
-      <w:proofErr w:type="spellStart"/>
       <w:r>
         <w:rPr>
           <w:rFonts w:ascii="Courier New" w:hAnsi="Courier New" w:cs="Courier New"/>
         </w:rPr>
         <w:t>m_pCube</w:t>
       </w:r>
-      <w:proofErr w:type="spellEnd"/>
       <w:r>
         <w:t xml:space="preserve"> initialised to </w:t>
       </w:r>
@@ -1490,44 +1446,20 @@
       <w:pPr>
         <w:pStyle w:val="ListParagraph"/>
       </w:pPr>
-      <w:proofErr w:type="spellStart"/>
       <w:r>
         <w:rPr>
           <w:rFonts w:ascii="Courier New" w:hAnsi="Courier New" w:cs="Courier New"/>
         </w:rPr>
-        <w:t>m_pCube</w:t>
-      </w:r>
-      <w:proofErr w:type="spellEnd"/>
+        <w:t>m_pCube = new CCube</w:t>
+      </w:r>
+      <w:r>
+        <w:t xml:space="preserve"> and </w:t>
+      </w:r>
       <w:r>
         <w:rPr>
           <w:rFonts w:ascii="Courier New" w:hAnsi="Courier New" w:cs="Courier New"/>
         </w:rPr>
-        <w:t xml:space="preserve"> = new </w:t>
-      </w:r>
-      <w:proofErr w:type="spellStart"/>
-      <w:r>
-        <w:rPr>
-          <w:rFonts w:ascii="Courier New" w:hAnsi="Courier New" w:cs="Courier New"/>
-        </w:rPr>
-        <w:t>CCube</w:t>
-      </w:r>
-      <w:proofErr w:type="spellEnd"/>
-      <w:r>
-        <w:t xml:space="preserve"> and </w:t>
-      </w:r>
-      <w:proofErr w:type="spellStart"/>
-      <w:r>
-        <w:rPr>
-          <w:rFonts w:ascii="Courier New" w:hAnsi="Courier New" w:cs="Courier New"/>
-        </w:rPr>
-        <w:t>m_pCube</w:t>
-      </w:r>
-      <w:proofErr w:type="spellEnd"/>
-      <w:r>
-        <w:rPr>
-          <w:rFonts w:ascii="Courier New" w:hAnsi="Courier New" w:cs="Courier New"/>
-        </w:rPr>
-        <w:t>-&gt;Create(...)</w:t>
+        <w:t>m_pCube-&gt;Create(...)</w:t>
       </w:r>
       <w:r>
         <w:t xml:space="preserve"> called in </w:t>
@@ -1547,19 +1479,11 @@
           <w:numId w:val="1"/>
         </w:numPr>
       </w:pPr>
-      <w:proofErr w:type="spellStart"/>
       <w:r>
         <w:rPr>
           <w:rFonts w:ascii="Courier New" w:hAnsi="Courier New" w:cs="Courier New"/>
         </w:rPr>
-        <w:t>m_pCube</w:t>
-      </w:r>
-      <w:proofErr w:type="spellEnd"/>
-      <w:r>
-        <w:rPr>
-          <w:rFonts w:ascii="Courier New" w:hAnsi="Courier New" w:cs="Courier New"/>
-        </w:rPr>
-        <w:t>-&gt;Render()</w:t>
+        <w:t>m_pCube-&gt;Render()</w:t>
       </w:r>
       <w:r>
         <w:t xml:space="preserve"> called inside the render loop in </w:t>
@@ -1583,72 +1507,50 @@
         <w:rPr>
           <w:rFonts w:ascii="Courier New" w:hAnsi="Courier New" w:cs="Courier New"/>
         </w:rPr>
-        <w:t xml:space="preserve">delete </w:t>
-      </w:r>
-      <w:proofErr w:type="spellStart"/>
+        <w:t>delete m_pCube</w:t>
+      </w:r>
+      <w:r>
+        <w:t xml:space="preserve"> added to the destructor</w:t>
+      </w:r>
+    </w:p>
+    <w:p>
+      <w:pPr>
+        <w:rPr>
+          <w:rFonts w:cs="Courier New"/>
+        </w:rPr>
+      </w:pPr>
+      <w:r>
+        <w:t xml:space="preserve">The cube is placed at </w:t>
+      </w:r>
       <w:r>
         <w:rPr>
           <w:rFonts w:ascii="Courier New" w:hAnsi="Courier New" w:cs="Courier New"/>
         </w:rPr>
-        <w:t>m_pCube</w:t>
-      </w:r>
-      <w:proofErr w:type="spellEnd"/>
-      <w:r>
-        <w:t xml:space="preserve"> added to the destructor</w:t>
-      </w:r>
-    </w:p>
-    <w:p>
-      <w:pPr>
-        <w:rPr>
-          <w:rFonts w:cs="Courier New"/>
-        </w:rPr>
-      </w:pPr>
-      <w:r>
-        <w:t xml:space="preserve">The cube is placed at </w:t>
+        <w:t>(25.0f, 5.0f, 100.0f)</w:t>
+      </w:r>
+      <w:r>
+        <w:rPr>
+          <w:rFonts w:cs="Courier New"/>
+        </w:rPr>
+        <w:t>, approximately</w:t>
+      </w:r>
+      <w:r>
+        <w:rPr>
+          <w:rFonts w:cs="Courier New"/>
+        </w:rPr>
+        <w:t xml:space="preserve"> to the left of the camera.</w:t>
+      </w:r>
+      <w:r>
+        <w:rPr>
+          <w:rFonts w:cs="Courier New"/>
+        </w:rPr>
+        <w:t xml:space="preserve"> Renders using existing </w:t>
       </w:r>
       <w:r>
         <w:rPr>
           <w:rFonts w:ascii="Courier New" w:hAnsi="Courier New" w:cs="Courier New"/>
         </w:rPr>
-        <w:t>(25.0f, 5.0f, 100.0f)</w:t>
-      </w:r>
-      <w:r>
-        <w:rPr>
-          <w:rFonts w:cs="Courier New"/>
-        </w:rPr>
-        <w:t>, approximately</w:t>
-      </w:r>
-      <w:r>
-        <w:rPr>
-          <w:rFonts w:cs="Courier New"/>
-        </w:rPr>
-        <w:t xml:space="preserve"> to the left of the camera.</w:t>
-      </w:r>
-      <w:r>
-        <w:rPr>
-          <w:rFonts w:cs="Courier New"/>
-        </w:rPr>
-        <w:t xml:space="preserve"> Renders using existing </w:t>
-      </w:r>
-      <w:r>
-        <w:rPr>
-          <w:rFonts w:ascii="Courier New" w:hAnsi="Courier New" w:cs="Courier New"/>
-        </w:rPr>
-        <w:t>‘</w:t>
-      </w:r>
-      <w:proofErr w:type="spellStart"/>
-      <w:r>
-        <w:rPr>
-          <w:rFonts w:ascii="Courier New" w:hAnsi="Courier New" w:cs="Courier New"/>
-        </w:rPr>
-        <w:t>mainShader</w:t>
-      </w:r>
-      <w:proofErr w:type="spellEnd"/>
-      <w:r>
-        <w:rPr>
-          <w:rFonts w:ascii="Courier New" w:hAnsi="Courier New" w:cs="Courier New"/>
-        </w:rPr>
-        <w:t>’</w:t>
+        <w:t>‘mainShader’</w:t>
       </w:r>
       <w:r>
         <w:rPr>
@@ -1701,73 +1603,31 @@
         <w:rPr>
           <w:rFonts w:ascii="Courier New" w:hAnsi="Courier New" w:cs="Courier New"/>
         </w:rPr>
-        <w:t>‘</w:t>
-      </w:r>
-      <w:proofErr w:type="spellStart"/>
+        <w:t>‘cubeShader.vert’ / ’cubeShader.frag’</w:t>
+      </w:r>
       <w:r>
         <w:rPr>
           <w:rFonts w:ascii="Courier New" w:hAnsi="Courier New" w:cs="Courier New"/>
         </w:rPr>
-        <w:t>cubeShader.vert</w:t>
-      </w:r>
-      <w:proofErr w:type="spellEnd"/>
+        <w:t xml:space="preserve"> </w:t>
+      </w:r>
+      <w:r>
+        <w:rPr>
+          <w:rFonts w:cs="Courier New"/>
+        </w:rPr>
+        <w:t>created</w:t>
+      </w:r>
+      <w:r>
+        <w:rPr>
+          <w:rFonts w:cs="Courier New"/>
+        </w:rPr>
+        <w:t xml:space="preserve"> for the cube and loaded as a separate </w:t>
+      </w:r>
       <w:r>
         <w:rPr>
           <w:rFonts w:ascii="Courier New" w:hAnsi="Courier New" w:cs="Courier New"/>
         </w:rPr>
-        <w:t>’ / ’</w:t>
-      </w:r>
-      <w:proofErr w:type="spellStart"/>
-      <w:r>
-        <w:rPr>
-          <w:rFonts w:ascii="Courier New" w:hAnsi="Courier New" w:cs="Courier New"/>
-        </w:rPr>
-        <w:t>cubeShader.frag</w:t>
-      </w:r>
-      <w:proofErr w:type="spellEnd"/>
-      <w:r>
-        <w:rPr>
-          <w:rFonts w:ascii="Courier New" w:hAnsi="Courier New" w:cs="Courier New"/>
-        </w:rPr>
-        <w:t>’</w:t>
-      </w:r>
-      <w:r>
-        <w:rPr>
-          <w:rFonts w:ascii="Courier New" w:hAnsi="Courier New" w:cs="Courier New"/>
-        </w:rPr>
-        <w:t xml:space="preserve"> </w:t>
-      </w:r>
-      <w:r>
-        <w:rPr>
-          <w:rFonts w:cs="Courier New"/>
-        </w:rPr>
-        <w:t>created</w:t>
-      </w:r>
-      <w:r>
-        <w:rPr>
-          <w:rFonts w:cs="Courier New"/>
-        </w:rPr>
-        <w:t xml:space="preserve"> for the cube and loaded as a separate </w:t>
-      </w:r>
-      <w:r>
-        <w:rPr>
-          <w:rFonts w:ascii="Courier New" w:hAnsi="Courier New" w:cs="Courier New"/>
-        </w:rPr>
-        <w:t>‘</w:t>
-      </w:r>
-      <w:proofErr w:type="spellStart"/>
-      <w:r>
-        <w:rPr>
-          <w:rFonts w:ascii="Courier New" w:hAnsi="Courier New" w:cs="Courier New"/>
-        </w:rPr>
-        <w:t>CShaderProgram</w:t>
-      </w:r>
-      <w:proofErr w:type="spellEnd"/>
-      <w:r>
-        <w:rPr>
-          <w:rFonts w:ascii="Courier New" w:hAnsi="Courier New" w:cs="Courier New"/>
-        </w:rPr>
-        <w:t>’</w:t>
+        <w:t>‘CShaderProgram’</w:t>
       </w:r>
     </w:p>
     <w:p>
@@ -1922,41 +1782,13 @@
         <w:rPr>
           <w:rFonts w:cs="Courier New"/>
         </w:rPr>
-        <w:t xml:space="preserve">per-vertex </w:t>
-      </w:r>
-      <w:proofErr w:type="spellStart"/>
-      <w:r>
-        <w:rPr>
-          <w:rFonts w:cs="Courier New"/>
-        </w:rPr>
-        <w:t>Gouraud</w:t>
-      </w:r>
-      <w:proofErr w:type="spellEnd"/>
-      <w:r>
-        <w:rPr>
-          <w:rFonts w:cs="Courier New"/>
-        </w:rPr>
-        <w:t xml:space="preserve"> shading used in </w:t>
+        <w:t xml:space="preserve">per-vertex Gouraud shading used in </w:t>
       </w:r>
       <w:r>
         <w:rPr>
           <w:rFonts w:ascii="Courier New" w:hAnsi="Courier New" w:cs="Courier New"/>
         </w:rPr>
-        <w:t>`</w:t>
-      </w:r>
-      <w:proofErr w:type="spellStart"/>
-      <w:r>
-        <w:rPr>
-          <w:rFonts w:ascii="Courier New" w:hAnsi="Courier New" w:cs="Courier New"/>
-        </w:rPr>
-        <w:t>mainShader</w:t>
-      </w:r>
-      <w:proofErr w:type="spellEnd"/>
-      <w:r>
-        <w:rPr>
-          <w:rFonts w:ascii="Courier New" w:hAnsi="Courier New" w:cs="Courier New"/>
-        </w:rPr>
-        <w:t>`</w:t>
+        <w:t>`mainShader`</w:t>
       </w:r>
       <w:r>
         <w:rPr>
@@ -2164,6 +1996,7 @@
       <w:r>
         <w:rPr>
           <w:rFonts w:cs="Courier New"/>
+          <w:noProof/>
         </w:rPr>
         <w:drawing>
           <wp:inline distT="0" distB="0" distL="0" distR="0" wp14:anchorId="2765D4A1" wp14:editId="145307CC">
@@ -2237,80 +2070,66 @@
         <w:rPr>
           <w:rFonts w:ascii="Courier New" w:hAnsi="Courier New" w:cs="Courier New"/>
         </w:rPr>
-        <w:t>`</w:t>
-      </w:r>
-      <w:proofErr w:type="spellStart"/>
+        <w:t>`m_t`</w:t>
+      </w:r>
+      <w:r>
+        <w:rPr>
+          <w:rFonts w:cs="Courier New"/>
+        </w:rPr>
+        <w:t xml:space="preserve"> is mapped across all 4 segments by</w:t>
+      </w:r>
+      <w:r>
+        <w:rPr>
+          <w:rFonts w:cs="Courier New"/>
+        </w:rPr>
+        <w:t xml:space="preserve"> </w:t>
+      </w:r>
+      <w:r>
+        <w:rPr>
+          <w:rFonts w:cs="Courier New"/>
+        </w:rPr>
+        <w:t>multiplying</w:t>
+      </w:r>
+      <w:r>
+        <w:rPr>
+          <w:rFonts w:cs="Courier New"/>
+        </w:rPr>
+        <w:t xml:space="preserve"> </w:t>
+      </w:r>
+      <w:r>
+        <w:rPr>
+          <w:rFonts w:cs="Courier New"/>
+        </w:rPr>
+        <w:t>by 4 and using modulo to select the correct segment and wrap back</w:t>
+      </w:r>
+      <w:r>
+        <w:rPr>
+          <w:rFonts w:cs="Courier New"/>
+        </w:rPr>
+        <w:t xml:space="preserve"> </w:t>
+      </w:r>
+      <w:r>
+        <w:rPr>
+          <w:rFonts w:cs="Courier New"/>
+        </w:rPr>
+        <w:t xml:space="preserve">to </w:t>
+      </w:r>
       <w:r>
         <w:rPr>
           <w:rFonts w:ascii="Courier New" w:hAnsi="Courier New" w:cs="Courier New"/>
         </w:rPr>
-        <w:t>m_t</w:t>
-      </w:r>
-      <w:proofErr w:type="spellEnd"/>
+        <w:t xml:space="preserve">`p0` </w:t>
+      </w:r>
+      <w:r>
+        <w:rPr>
+          <w:rFonts w:cs="Courier New"/>
+        </w:rPr>
+        <w:t>after</w:t>
+      </w:r>
       <w:r>
         <w:rPr>
           <w:rFonts w:ascii="Courier New" w:hAnsi="Courier New" w:cs="Courier New"/>
         </w:rPr>
-        <w:t>`</w:t>
-      </w:r>
-      <w:r>
-        <w:rPr>
-          <w:rFonts w:cs="Courier New"/>
-        </w:rPr>
-        <w:t xml:space="preserve"> is mapped across all 4 segments by</w:t>
-      </w:r>
-      <w:r>
-        <w:rPr>
-          <w:rFonts w:cs="Courier New"/>
-        </w:rPr>
-        <w:t xml:space="preserve"> </w:t>
-      </w:r>
-      <w:r>
-        <w:rPr>
-          <w:rFonts w:cs="Courier New"/>
-        </w:rPr>
-        <w:t>multiplying</w:t>
-      </w:r>
-      <w:r>
-        <w:rPr>
-          <w:rFonts w:cs="Courier New"/>
-        </w:rPr>
-        <w:t xml:space="preserve"> </w:t>
-      </w:r>
-      <w:r>
-        <w:rPr>
-          <w:rFonts w:cs="Courier New"/>
-        </w:rPr>
-        <w:t>by 4 and using modulo to select the correct segment and wrap back</w:t>
-      </w:r>
-      <w:r>
-        <w:rPr>
-          <w:rFonts w:cs="Courier New"/>
-        </w:rPr>
-        <w:t xml:space="preserve"> </w:t>
-      </w:r>
-      <w:r>
-        <w:rPr>
-          <w:rFonts w:cs="Courier New"/>
-        </w:rPr>
-        <w:t xml:space="preserve">to </w:t>
-      </w:r>
-      <w:r>
-        <w:rPr>
-          <w:rFonts w:ascii="Courier New" w:hAnsi="Courier New" w:cs="Courier New"/>
-        </w:rPr>
-        <w:t xml:space="preserve">`p0` </w:t>
-      </w:r>
-      <w:r>
-        <w:rPr>
-          <w:rFonts w:cs="Courier New"/>
-        </w:rPr>
-        <w:t>after</w:t>
-      </w:r>
-      <w:r>
-        <w:rPr>
-          <w:rFonts w:ascii="Courier New" w:hAnsi="Courier New" w:cs="Courier New"/>
-        </w:rPr>
         <w:t xml:space="preserve"> `p3`</w:t>
       </w:r>
       <w:r>
@@ -2328,6 +2147,7 @@
       <w:r>
         <w:rPr>
           <w:rFonts w:cs="Courier New"/>
+          <w:noProof/>
         </w:rPr>
         <w:drawing>
           <wp:inline distT="0" distB="0" distL="0" distR="0" wp14:anchorId="5CCF082C" wp14:editId="3FD1FA8F">
@@ -2386,6 +2206,7 @@
       <w:r>
         <w:rPr>
           <w:rFonts w:cs="Courier New"/>
+          <w:noProof/>
         </w:rPr>
         <w:drawing>
           <wp:inline distT="0" distB="0" distL="0" distR="0" wp14:anchorId="61A89D07" wp14:editId="0DF9F35E">
@@ -2440,16 +2261,7 @@
           <w:szCs w:val="28"/>
           <w:u w:val="single"/>
         </w:rPr>
-        <w:t>Camer</w:t>
-      </w:r>
-      <w:r>
-        <w:rPr>
-          <w:rFonts w:cs="Courier New"/>
-          <w:sz w:val="28"/>
-          <w:szCs w:val="28"/>
-          <w:u w:val="single"/>
-        </w:rPr>
-        <w:t>a Orientation</w:t>
+        <w:t>Camera Orientation</w:t>
       </w:r>
     </w:p>
     <w:p>
@@ -2491,6 +2303,7 @@
       <w:r>
         <w:rPr>
           <w:rFonts w:cs="Courier New"/>
+          <w:noProof/>
         </w:rPr>
         <w:drawing>
           <wp:inline distT="0" distB="0" distL="0" distR="0" wp14:anchorId="0F156FE7" wp14:editId="0CE860C7">
@@ -2556,6 +2369,59 @@
           <w:rFonts w:cs="Courier New"/>
         </w:rPr>
       </w:pPr>
+      <w:r>
+        <w:rPr>
+          <w:noProof/>
+        </w:rPr>
+        <w:drawing>
+          <wp:inline distT="0" distB="0" distL="0" distR="0" wp14:anchorId="617D4632" wp14:editId="29A9400D">
+            <wp:extent cx="896587" cy="896587"/>
+            <wp:effectExtent l="0" t="0" r="0" b="0"/>
+            <wp:docPr id="1094724477" name="Picture 1"/>
+            <wp:cNvGraphicFramePr>
+              <a:graphicFrameLocks xmlns:a="http://schemas.openxmlformats.org/drawingml/2006/main" noChangeAspect="1"/>
+            </wp:cNvGraphicFramePr>
+            <a:graphic xmlns:a="http://schemas.openxmlformats.org/drawingml/2006/main">
+              <a:graphicData uri="http://schemas.openxmlformats.org/drawingml/2006/picture">
+                <pic:pic xmlns:pic="http://schemas.openxmlformats.org/drawingml/2006/picture">
+                  <pic:nvPicPr>
+                    <pic:cNvPr id="0" name="Picture 1"/>
+                    <pic:cNvPicPr>
+                      <a:picLocks noChangeAspect="1" noChangeArrowheads="1"/>
+                    </pic:cNvPicPr>
+                  </pic:nvPicPr>
+                  <pic:blipFill>
+                    <a:blip r:embed="rId22" cstate="print">
+                      <a:extLst>
+                        <a:ext uri="{28A0092B-C50C-407E-A947-70E740481C1C}">
+                          <a14:useLocalDpi xmlns:a14="http://schemas.microsoft.com/office/drawing/2010/main" val="0"/>
+                        </a:ext>
+                      </a:extLst>
+                    </a:blip>
+                    <a:srcRect/>
+                    <a:stretch>
+                      <a:fillRect/>
+                    </a:stretch>
+                  </pic:blipFill>
+                  <pic:spPr bwMode="auto">
+                    <a:xfrm>
+                      <a:off x="0" y="0"/>
+                      <a:ext cx="921770" cy="921770"/>
+                    </a:xfrm>
+                    <a:prstGeom prst="rect">
+                      <a:avLst/>
+                    </a:prstGeom>
+                    <a:noFill/>
+                    <a:ln>
+                      <a:noFill/>
+                    </a:ln>
+                  </pic:spPr>
+                </pic:pic>
+              </a:graphicData>
+            </a:graphic>
+          </wp:inline>
+        </w:drawing>
+      </w:r>
     </w:p>
     <w:p>
       <w:pPr>
@@ -2580,15 +2446,7 @@
     </w:p>
     <w:p>
       <w:r>
-        <w:t xml:space="preserve">The cube.obj and </w:t>
-      </w:r>
-      <w:proofErr w:type="spellStart"/>
-      <w:r>
-        <w:t>cube.mtl</w:t>
-      </w:r>
-      <w:proofErr w:type="spellEnd"/>
-      <w:r>
-        <w:t xml:space="preserve"> files were written manually using the vertex data calculated in Task 1.</w:t>
+        <w:t>The cube.obj and cube.mtl files were written manually using the vertex data calculated in Task 1.</w:t>
       </w:r>
     </w:p>
     <w:p>
@@ -2599,21 +2457,8 @@
         <w:t>‘</w:t>
       </w:r>
       <w:r>
-        <w:t>v/</w:t>
-      </w:r>
-      <w:proofErr w:type="spellStart"/>
-      <w:r>
-        <w:t>vt</w:t>
-      </w:r>
-      <w:proofErr w:type="spellEnd"/>
-      <w:r>
-        <w:t>/</w:t>
-      </w:r>
-      <w:proofErr w:type="spellStart"/>
-      <w:r>
-        <w:t>vn</w:t>
-      </w:r>
-      <w:proofErr w:type="spellEnd"/>
+        <w:t>v/vt/vn</w:t>
+      </w:r>
       <w:r>
         <w:t>’</w:t>
       </w:r>
@@ -2640,11 +2485,9 @@
       <w:r>
         <w:t>‘</w:t>
       </w:r>
-      <w:proofErr w:type="spellStart"/>
       <w:r>
         <w:t>map_Kd</w:t>
       </w:r>
-      <w:proofErr w:type="spellEnd"/>
       <w:r>
         <w:t>’</w:t>
       </w:r>
@@ -3406,6 +3249,7 @@
   <w:style w:type="character" w:default="1" w:styleId="DefaultParagraphFont">
     <w:name w:val="Default Paragraph Font"/>
     <w:uiPriority w:val="1"/>
+    <w:semiHidden/>
     <w:unhideWhenUsed/>
   </w:style>
   <w:style w:type="table" w:default="1" w:styleId="TableNormal">

--- a/IN3005 Computer Graphics Interim Coursework Document.docx
+++ b/IN3005 Computer Graphics Interim Coursework Document.docx
@@ -55,40 +55,6 @@
           <w:sz w:val="22"/>
           <w:szCs w:val="22"/>
         </w:rPr>
-        <w:t xml:space="preserve">Instructor: Dr. Eddie Edwards </w:t>
-      </w:r>
-    </w:p>
-    <w:p>
-      <w:pPr>
-        <w:pStyle w:val="Default"/>
-        <w:rPr>
-          <w:sz w:val="22"/>
-          <w:szCs w:val="22"/>
-        </w:rPr>
-      </w:pPr>
-      <w:r>
-        <w:rPr>
-          <w:sz w:val="22"/>
-          <w:szCs w:val="22"/>
-        </w:rPr>
-        <w:t xml:space="preserve">Email: </w:t>
-      </w:r>
-      <w:hyperlink r:id="rId5" w:history="1">
-        <w:r>
-          <w:rPr>
-            <w:rStyle w:val="Hyperlink"/>
-            <w:sz w:val="22"/>
-            <w:szCs w:val="22"/>
-          </w:rPr>
-          <w:t>Philip.Edwards@city.ac.uk</w:t>
-        </w:r>
-      </w:hyperlink>
-      <w:r>
-        <w:rPr>
-          <w:sz w:val="22"/>
-          <w:szCs w:val="22"/>
-        </w:rPr>
-        <w:br/>
         <w:t xml:space="preserve">Name: Wajid Uddin </w:t>
       </w:r>
     </w:p>
@@ -166,7 +132,7 @@
                     </pic:cNvPicPr>
                   </pic:nvPicPr>
                   <pic:blipFill>
-                    <a:blip r:embed="rId6" cstate="print">
+                    <a:blip r:embed="rId5" cstate="print">
                       <a:extLst>
                         <a:ext uri="{28A0092B-C50C-407E-A947-70E740481C1C}">
                           <a14:useLocalDpi xmlns:a14="http://schemas.microsoft.com/office/drawing/2010/main" val="0"/>
@@ -235,7 +201,7 @@
                     </pic:cNvPicPr>
                   </pic:nvPicPr>
                   <pic:blipFill>
-                    <a:blip r:embed="rId7" cstate="print">
+                    <a:blip r:embed="rId6" cstate="print">
                       <a:extLst>
                         <a:ext uri="{28A0092B-C50C-407E-A947-70E740481C1C}">
                           <a14:useLocalDpi xmlns:a14="http://schemas.microsoft.com/office/drawing/2010/main" val="0"/>
@@ -304,7 +270,7 @@
                     </pic:cNvPicPr>
                   </pic:nvPicPr>
                   <pic:blipFill>
-                    <a:blip r:embed="rId8" cstate="print">
+                    <a:blip r:embed="rId7" cstate="print">
                       <a:extLst>
                         <a:ext uri="{28A0092B-C50C-407E-A947-70E740481C1C}">
                           <a14:useLocalDpi xmlns:a14="http://schemas.microsoft.com/office/drawing/2010/main" val="0"/>
@@ -373,7 +339,7 @@
                     </pic:cNvPicPr>
                   </pic:nvPicPr>
                   <pic:blipFill>
-                    <a:blip r:embed="rId9" cstate="print">
+                    <a:blip r:embed="rId8" cstate="print">
                       <a:extLst>
                         <a:ext uri="{28A0092B-C50C-407E-A947-70E740481C1C}">
                           <a14:useLocalDpi xmlns:a14="http://schemas.microsoft.com/office/drawing/2010/main" val="0"/>
@@ -460,7 +426,7 @@
                     </pic:cNvPicPr>
                   </pic:nvPicPr>
                   <pic:blipFill>
-                    <a:blip r:embed="rId10" cstate="print">
+                    <a:blip r:embed="rId9" cstate="print">
                       <a:extLst>
                         <a:ext uri="{28A0092B-C50C-407E-A947-70E740481C1C}">
                           <a14:useLocalDpi xmlns:a14="http://schemas.microsoft.com/office/drawing/2010/main" val="0"/>
@@ -993,7 +959,7 @@
                     <pic:cNvPicPr/>
                   </pic:nvPicPr>
                   <pic:blipFill>
-                    <a:blip r:embed="rId11"/>
+                    <a:blip r:embed="rId10"/>
                     <a:stretch>
                       <a:fillRect/>
                     </a:stretch>
@@ -1067,36 +1033,100 @@
         <w:t xml:space="preserve"> files </w:t>
       </w:r>
       <w:r>
+        <w:rPr>
+          <w:rFonts w:ascii="Courier New" w:hAnsi="Courier New" w:cs="Courier New"/>
+        </w:rPr>
         <w:t>‘</w:t>
       </w:r>
       <w:r>
+        <w:rPr>
+          <w:rFonts w:ascii="Courier New" w:hAnsi="Courier New" w:cs="Courier New"/>
+        </w:rPr>
         <w:t>Cube.h</w:t>
       </w:r>
       <w:r>
+        <w:rPr>
+          <w:rFonts w:ascii="Courier New" w:hAnsi="Courier New" w:cs="Courier New"/>
+        </w:rPr>
         <w:t>’</w:t>
       </w:r>
       <w:r>
         <w:t xml:space="preserve"> and </w:t>
       </w:r>
       <w:r>
+        <w:rPr>
+          <w:rFonts w:ascii="Courier New" w:hAnsi="Courier New" w:cs="Courier New"/>
+        </w:rPr>
         <w:t>‘</w:t>
       </w:r>
       <w:r>
+        <w:rPr>
+          <w:rFonts w:ascii="Courier New" w:hAnsi="Courier New" w:cs="Courier New"/>
+        </w:rPr>
         <w:t>Cube.cpp</w:t>
       </w:r>
       <w:r>
+        <w:rPr>
+          <w:rFonts w:ascii="Courier New" w:hAnsi="Courier New" w:cs="Courier New"/>
+        </w:rPr>
         <w:t>’</w:t>
       </w:r>
       <w:r>
         <w:t xml:space="preserve"> from a copy of the Sphere class.</w:t>
       </w:r>
       <w:r>
-        <w:t xml:space="preserve"> Has the same methods ‘Create()’, ‘Render()’, </w:t>
-      </w:r>
-      <w:r>
-        <w:t xml:space="preserve">and </w:t>
-      </w:r>
-      <w:r>
+        <w:t xml:space="preserve"> Has the same methods </w:t>
+      </w:r>
+      <w:r>
+        <w:rPr>
+          <w:rFonts w:ascii="Courier New" w:hAnsi="Courier New" w:cs="Courier New"/>
+        </w:rPr>
+        <w:t>‘</w:t>
+      </w:r>
+      <w:proofErr w:type="gramStart"/>
+      <w:r>
+        <w:rPr>
+          <w:rFonts w:ascii="Courier New" w:hAnsi="Courier New" w:cs="Courier New"/>
+        </w:rPr>
+        <w:t>Create(</w:t>
+      </w:r>
+      <w:proofErr w:type="gramEnd"/>
+      <w:r>
+        <w:rPr>
+          <w:rFonts w:ascii="Courier New" w:hAnsi="Courier New" w:cs="Courier New"/>
+        </w:rPr>
+        <w:t>)’, ‘</w:t>
+      </w:r>
+      <w:proofErr w:type="gramStart"/>
+      <w:r>
+        <w:rPr>
+          <w:rFonts w:ascii="Courier New" w:hAnsi="Courier New" w:cs="Courier New"/>
+        </w:rPr>
+        <w:t>Render(</w:t>
+      </w:r>
+      <w:proofErr w:type="gramEnd"/>
+      <w:r>
+        <w:rPr>
+          <w:rFonts w:ascii="Courier New" w:hAnsi="Courier New" w:cs="Courier New"/>
+        </w:rPr>
+        <w:t xml:space="preserve">)’, </w:t>
+      </w:r>
+      <w:r>
+        <w:rPr>
+          <w:rFonts w:cs="Courier New"/>
+        </w:rPr>
+        <w:t>and</w:t>
+      </w:r>
+      <w:r>
+        <w:rPr>
+          <w:rFonts w:ascii="Courier New" w:hAnsi="Courier New" w:cs="Courier New"/>
+        </w:rPr>
+        <w:t xml:space="preserve"> </w:t>
+      </w:r>
+      <w:r>
+        <w:rPr>
+          <w:rFonts w:ascii="Courier New" w:hAnsi="Courier New" w:cs="Courier New"/>
+        </w:rPr>
         <w:t>‘Release’</w:t>
       </w:r>
       <w:r>
@@ -1122,7 +1152,39 @@
     </w:p>
     <w:p>
       <w:r>
-        <w:t>The ‘Create()’ function was reimplemented to define the 24 vertices of the cube in interleaved format (Position, Texture Coordinate, Normal). The vertex and index data is added using the template's ‘CVertexBufferObjectIndexed’ helper class, then uploaded to the GPU:</w:t>
+        <w:t xml:space="preserve">The </w:t>
+      </w:r>
+      <w:r>
+        <w:rPr>
+          <w:rFonts w:ascii="Courier New" w:hAnsi="Courier New" w:cs="Courier New"/>
+        </w:rPr>
+        <w:t>‘</w:t>
+      </w:r>
+      <w:proofErr w:type="gramStart"/>
+      <w:r>
+        <w:rPr>
+          <w:rFonts w:ascii="Courier New" w:hAnsi="Courier New" w:cs="Courier New"/>
+        </w:rPr>
+        <w:t>Create(</w:t>
+      </w:r>
+      <w:proofErr w:type="gramEnd"/>
+      <w:r>
+        <w:rPr>
+          <w:rFonts w:ascii="Courier New" w:hAnsi="Courier New" w:cs="Courier New"/>
+        </w:rPr>
+        <w:t>)’</w:t>
+      </w:r>
+      <w:r>
+        <w:t xml:space="preserve"> function was reimplemented to define the 24 vertices of the cube in interleaved format (Position, Texture Coordinate, Normal). The vertex and index data is added using the template's </w:t>
+      </w:r>
+      <w:r>
+        <w:rPr>
+          <w:rFonts w:ascii="Courier New" w:hAnsi="Courier New" w:cs="Courier New"/>
+        </w:rPr>
+        <w:t>‘CVertexBufferObjectIndexed’</w:t>
+      </w:r>
+      <w:r>
+        <w:t xml:space="preserve"> helper class, then uploaded to the GPU:</w:t>
       </w:r>
       <w:r>
         <w:br/>
@@ -1147,7 +1209,7 @@
                     <pic:cNvPicPr/>
                   </pic:nvPicPr>
                   <pic:blipFill>
-                    <a:blip r:embed="rId12"/>
+                    <a:blip r:embed="rId11"/>
                     <a:stretch>
                       <a:fillRect/>
                     </a:stretch>
@@ -1194,7 +1256,7 @@
                     <pic:cNvPicPr/>
                   </pic:nvPicPr>
                   <pic:blipFill>
-                    <a:blip r:embed="rId13"/>
+                    <a:blip r:embed="rId12"/>
                     <a:stretch>
                       <a:fillRect/>
                     </a:stretch>
@@ -1234,7 +1296,30 @@
     </w:p>
     <w:p>
       <w:r>
-        <w:t>The ‘Render()’ function binds the VAO, binds the texture, and draws the 36 indices as triangles:</w:t>
+        <w:t xml:space="preserve">The </w:t>
+      </w:r>
+      <w:r>
+        <w:rPr>
+          <w:rFonts w:ascii="Courier New" w:hAnsi="Courier New" w:cs="Courier New"/>
+        </w:rPr>
+        <w:t>‘</w:t>
+      </w:r>
+      <w:proofErr w:type="gramStart"/>
+      <w:r>
+        <w:rPr>
+          <w:rFonts w:ascii="Courier New" w:hAnsi="Courier New" w:cs="Courier New"/>
+        </w:rPr>
+        <w:t>Render(</w:t>
+      </w:r>
+      <w:proofErr w:type="gramEnd"/>
+      <w:r>
+        <w:rPr>
+          <w:rFonts w:ascii="Courier New" w:hAnsi="Courier New" w:cs="Courier New"/>
+        </w:rPr>
+        <w:t>)’</w:t>
+      </w:r>
+      <w:r>
+        <w:t xml:space="preserve"> function binds the VAO, binds the texture, and draws the 36 indices as triangles:</w:t>
       </w:r>
     </w:p>
     <w:p>
@@ -1258,7 +1343,7 @@
                     <pic:cNvPicPr/>
                   </pic:nvPicPr>
                   <pic:blipFill>
-                    <a:blip r:embed="rId14"/>
+                    <a:blip r:embed="rId13"/>
                     <a:stretch>
                       <a:fillRect/>
                     </a:stretch>
@@ -1284,13 +1369,24 @@
         <w:t xml:space="preserve">The </w:t>
       </w:r>
       <w:r>
+        <w:rPr>
+          <w:rFonts w:ascii="Courier New" w:hAnsi="Courier New" w:cs="Courier New"/>
+        </w:rPr>
         <w:t>‘</w:t>
       </w:r>
-      <w:r>
-        <w:t>Release()</w:t>
-      </w:r>
-      <w:r>
-        <w:t>’</w:t>
+      <w:proofErr w:type="gramStart"/>
+      <w:r>
+        <w:rPr>
+          <w:rFonts w:ascii="Courier New" w:hAnsi="Courier New" w:cs="Courier New"/>
+        </w:rPr>
+        <w:t>Release(</w:t>
+      </w:r>
+      <w:proofErr w:type="gramEnd"/>
+      <w:r>
+        <w:rPr>
+          <w:rFonts w:ascii="Courier New" w:hAnsi="Courier New" w:cs="Courier New"/>
+        </w:rPr>
+        <w:t>)’</w:t>
       </w:r>
       <w:r>
         <w:t xml:space="preserve"> function deletes the texture, VAO, and VBO from the GPU.</w:t>
@@ -1317,7 +1413,7 @@
                     <pic:cNvPicPr/>
                   </pic:nvPicPr>
                   <pic:blipFill>
-                    <a:blip r:embed="rId15"/>
+                    <a:blip r:embed="rId14"/>
                     <a:stretch>
                       <a:fillRect/>
                     </a:stretch>
@@ -1464,11 +1560,19 @@
       <w:r>
         <w:t xml:space="preserve"> called in </w:t>
       </w:r>
-      <w:r>
-        <w:rPr>
-          <w:rFonts w:ascii="Courier New" w:hAnsi="Courier New" w:cs="Courier New"/>
-        </w:rPr>
-        <w:t>Game::Initialise()</w:t>
+      <w:proofErr w:type="gramStart"/>
+      <w:r>
+        <w:rPr>
+          <w:rFonts w:ascii="Courier New" w:hAnsi="Courier New" w:cs="Courier New"/>
+        </w:rPr>
+        <w:t>Game::Initialise(</w:t>
+      </w:r>
+      <w:proofErr w:type="gramEnd"/>
+      <w:r>
+        <w:rPr>
+          <w:rFonts w:ascii="Courier New" w:hAnsi="Courier New" w:cs="Courier New"/>
+        </w:rPr>
+        <w:t>)</w:t>
       </w:r>
     </w:p>
     <w:p>
@@ -1483,16 +1587,38 @@
         <w:rPr>
           <w:rFonts w:ascii="Courier New" w:hAnsi="Courier New" w:cs="Courier New"/>
         </w:rPr>
-        <w:t>m_pCube-&gt;Render()</w:t>
+        <w:t>m_pCube-&gt;</w:t>
+      </w:r>
+      <w:proofErr w:type="gramStart"/>
+      <w:r>
+        <w:rPr>
+          <w:rFonts w:ascii="Courier New" w:hAnsi="Courier New" w:cs="Courier New"/>
+        </w:rPr>
+        <w:t>Render(</w:t>
+      </w:r>
+      <w:proofErr w:type="gramEnd"/>
+      <w:r>
+        <w:rPr>
+          <w:rFonts w:ascii="Courier New" w:hAnsi="Courier New" w:cs="Courier New"/>
+        </w:rPr>
+        <w:t>)</w:t>
       </w:r>
       <w:r>
         <w:t xml:space="preserve"> called inside the render loop in </w:t>
       </w:r>
-      <w:r>
-        <w:rPr>
-          <w:rFonts w:ascii="Courier New" w:hAnsi="Courier New" w:cs="Courier New"/>
-        </w:rPr>
-        <w:t>Game::Render()</w:t>
+      <w:proofErr w:type="gramStart"/>
+      <w:r>
+        <w:rPr>
+          <w:rFonts w:ascii="Courier New" w:hAnsi="Courier New" w:cs="Courier New"/>
+        </w:rPr>
+        <w:t>Game::Render(</w:t>
+      </w:r>
+      <w:proofErr w:type="gramEnd"/>
+      <w:r>
+        <w:rPr>
+          <w:rFonts w:ascii="Courier New" w:hAnsi="Courier New" w:cs="Courier New"/>
+        </w:rPr>
+        <w:t>)</w:t>
       </w:r>
     </w:p>
     <w:p>
@@ -1603,7 +1729,21 @@
         <w:rPr>
           <w:rFonts w:ascii="Courier New" w:hAnsi="Courier New" w:cs="Courier New"/>
         </w:rPr>
-        <w:t>‘cubeShader.vert’ / ’cubeShader.frag’</w:t>
+        <w:t xml:space="preserve">‘cubeShader.vert’ </w:t>
+      </w:r>
+      <w:proofErr w:type="gramStart"/>
+      <w:r>
+        <w:rPr>
+          <w:rFonts w:ascii="Courier New" w:hAnsi="Courier New" w:cs="Courier New"/>
+        </w:rPr>
+        <w:t>/ ’</w:t>
+      </w:r>
+      <w:proofErr w:type="gramEnd"/>
+      <w:r>
+        <w:rPr>
+          <w:rFonts w:ascii="Courier New" w:hAnsi="Courier New" w:cs="Courier New"/>
+        </w:rPr>
+        <w:t>cubeShader.frag’</w:t>
       </w:r>
       <w:r>
         <w:rPr>
@@ -1694,7 +1834,7 @@
                     <pic:cNvPicPr/>
                   </pic:nvPicPr>
                   <pic:blipFill>
-                    <a:blip r:embed="rId16"/>
+                    <a:blip r:embed="rId15"/>
                     <a:stretch>
                       <a:fillRect/>
                     </a:stretch>
@@ -1823,7 +1963,7 @@
                     <pic:cNvPicPr/>
                   </pic:nvPicPr>
                   <pic:blipFill>
-                    <a:blip r:embed="rId17"/>
+                    <a:blip r:embed="rId16"/>
                     <a:stretch>
                       <a:fillRect/>
                     </a:stretch>
@@ -1951,12 +2091,28 @@
         </w:rPr>
         <w:t xml:space="preserve">Four control points defined around the cube at world position </w:t>
       </w:r>
-      <w:r>
-        <w:rPr>
-          <w:rFonts w:ascii="Courier New" w:hAnsi="Courier New" w:cs="Courier New"/>
-        </w:rPr>
-        <w:t>`(25, 5, 100)`</w:t>
-      </w:r>
+      <w:proofErr w:type="gramStart"/>
+      <w:r>
+        <w:rPr>
+          <w:rFonts w:ascii="Courier New" w:hAnsi="Courier New" w:cs="Courier New"/>
+        </w:rPr>
+        <w:t>`(</w:t>
+      </w:r>
+      <w:proofErr w:type="gramEnd"/>
+      <w:r>
+        <w:rPr>
+          <w:rFonts w:ascii="Courier New" w:hAnsi="Courier New" w:cs="Courier New"/>
+        </w:rPr>
+        <w:t xml:space="preserve">25, 5, </w:t>
+      </w:r>
+      <w:proofErr w:type="gramStart"/>
+      <w:r>
+        <w:rPr>
+          <w:rFonts w:ascii="Courier New" w:hAnsi="Courier New" w:cs="Courier New"/>
+        </w:rPr>
+        <w:t>100)`</w:t>
+      </w:r>
+      <w:proofErr w:type="gramEnd"/>
       <w:r>
         <w:rPr>
           <w:rFonts w:cs="Courier New"/>
@@ -2014,7 +2170,7 @@
                     <pic:cNvPicPr/>
                   </pic:nvPicPr>
                   <pic:blipFill>
-                    <a:blip r:embed="rId18"/>
+                    <a:blip r:embed="rId17"/>
                     <a:stretch>
                       <a:fillRect/>
                     </a:stretch>
@@ -2165,7 +2321,7 @@
                     <pic:cNvPicPr/>
                   </pic:nvPicPr>
                   <pic:blipFill>
-                    <a:blip r:embed="rId19"/>
+                    <a:blip r:embed="rId18"/>
                     <a:stretch>
                       <a:fillRect/>
                     </a:stretch>
@@ -2224,7 +2380,7 @@
                     <pic:cNvPicPr/>
                   </pic:nvPicPr>
                   <pic:blipFill>
-                    <a:blip r:embed="rId20"/>
+                    <a:blip r:embed="rId19"/>
                     <a:stretch>
                       <a:fillRect/>
                     </a:stretch>
@@ -2321,7 +2477,7 @@
                     <pic:cNvPicPr/>
                   </pic:nvPicPr>
                   <pic:blipFill>
-                    <a:blip r:embed="rId21"/>
+                    <a:blip r:embed="rId20"/>
                     <a:stretch>
                       <a:fillRect/>
                     </a:stretch>
@@ -2374,7 +2530,7 @@
           <w:noProof/>
         </w:rPr>
         <w:drawing>
-          <wp:inline distT="0" distB="0" distL="0" distR="0" wp14:anchorId="617D4632" wp14:editId="29A9400D">
+          <wp:inline distT="0" distB="0" distL="0" distR="0" wp14:anchorId="617D4632" wp14:editId="4A4585AA">
             <wp:extent cx="896587" cy="896587"/>
             <wp:effectExtent l="0" t="0" r="0" b="0"/>
             <wp:docPr id="1094724477" name="Picture 1"/>
@@ -2391,7 +2547,7 @@
                     </pic:cNvPicPr>
                   </pic:nvPicPr>
                   <pic:blipFill>
-                    <a:blip r:embed="rId22" cstate="print">
+                    <a:blip r:embed="rId21" cstate="print">
                       <a:extLst>
                         <a:ext uri="{28A0092B-C50C-407E-A947-70E740481C1C}">
                           <a14:useLocalDpi xmlns:a14="http://schemas.microsoft.com/office/drawing/2010/main" val="0"/>
@@ -2451,7 +2607,15 @@
     </w:p>
     <w:p>
       <w:r>
-        <w:t xml:space="preserve">The OBJ file contains 24 vertex positions, 4 texture coordinates, 6 normals and 12 faces. Vertices are duplicated per face so each face has its own outward-pointing normal. Faces are listed in CCW winding order in the format </w:t>
+        <w:t xml:space="preserve">The OBJ file contains 24 vertex positions, 4 texture coordinates, 6 normals and 12 faces. Vertices are duplicated per </w:t>
+      </w:r>
+      <w:proofErr w:type="gramStart"/>
+      <w:r>
+        <w:t>face</w:t>
+      </w:r>
+      <w:proofErr w:type="gramEnd"/>
+      <w:r>
+        <w:t xml:space="preserve"> so each face has its own outward-pointing normal. Faces are listed in CCW winding order in the format </w:t>
       </w:r>
       <w:r>
         <w:t>‘</w:t>
